--- a/report/REport_draft.docx
+++ b/report/REport_draft.docx
@@ -3572,7 +3572,7 @@
           <w:noProof/>
         </w:rPr>
         <w:drawing>
-          <wp:inline distT="0" distB="0" distL="0" distR="0" wp14:anchorId="2F335CAA" wp14:editId="076B8A9E">
+          <wp:inline distT="0" distB="0" distL="0" distR="0" wp14:anchorId="2F335CAA" wp14:editId="7FA5C935">
             <wp:extent cx="1390650" cy="1517073"/>
             <wp:effectExtent l="0" t="6033" r="0" b="0"/>
             <wp:docPr id="904946627" name="Picture 5" descr="MPU6050 3-Axis Accelerometer &amp; Gyro Module – Robocraze"/>
@@ -3759,7 +3759,7 @@
           <w:noProof/>
         </w:rPr>
         <w:drawing>
-          <wp:inline distT="0" distB="0" distL="0" distR="0" wp14:anchorId="7BFFD27D" wp14:editId="0AF22B15">
+          <wp:inline distT="0" distB="0" distL="0" distR="0" wp14:anchorId="7BFFD27D" wp14:editId="27CD0782">
             <wp:extent cx="1098415" cy="1143000"/>
             <wp:effectExtent l="0" t="0" r="6985" b="0"/>
             <wp:docPr id="1432784580" name="Picture 6" descr="0.96 inch OLED Display 128*64 pixels Blue - I2C - I2C0.96OLEDBLUE"/>
@@ -5883,277 +5883,123 @@
         <w:jc w:val="both"/>
         <w:rPr>
           <w:rFonts w:ascii="Times New Roman" w:hAnsi="Times New Roman" w:cs="Times New Roman"/>
-          <w:b/>
-          <w:bCs/>
-        </w:rPr>
-      </w:pPr>
-      <w:r>
-        <w:rPr>
-          <w:rFonts w:ascii="Times New Roman" w:hAnsi="Times New Roman" w:cs="Times New Roman"/>
-          <w:b/>
-          <w:bCs/>
-        </w:rPr>
-        <w:t>5.1 Advantages</w:t>
-      </w:r>
-    </w:p>
-    <w:p>
-      <w:pPr>
-        <w:spacing w:line="360" w:lineRule="auto"/>
-        <w:jc w:val="both"/>
-        <w:rPr>
-          <w:rFonts w:ascii="Times New Roman" w:hAnsi="Times New Roman" w:cs="Times New Roman"/>
-        </w:rPr>
-      </w:pPr>
-      <w:r>
-        <w:rPr>
-          <w:rFonts w:ascii="Times New Roman" w:hAnsi="Times New Roman" w:cs="Times New Roman"/>
-        </w:rPr>
-        <w:t>The proposed CAN-based multi-node ESP32 system offers several advantages in distributed sensor monitoring, fault detection, autonomous recovery, and remote system supervision. By integrating CAN communication, heartbeat monitoring, a universal backup node, and an IoT dashboard, the system is designed to improve monitoring continuity and simplify fault identification in distributed embedded applications.</w:t>
-      </w:r>
-    </w:p>
-    <w:p>
-      <w:pPr>
-        <w:spacing w:line="360" w:lineRule="auto"/>
-        <w:jc w:val="both"/>
-        <w:rPr>
-          <w:rFonts w:ascii="Times New Roman" w:hAnsi="Times New Roman" w:cs="Times New Roman"/>
-          <w:b/>
-          <w:bCs/>
-        </w:rPr>
-      </w:pPr>
-      <w:r>
-        <w:rPr>
-          <w:rFonts w:ascii="Times New Roman" w:hAnsi="Times New Roman" w:cs="Times New Roman"/>
-          <w:b/>
-          <w:bCs/>
-        </w:rPr>
-        <w:t>5.1.1 Distributed Sensor Monitoring</w:t>
-      </w:r>
-    </w:p>
-    <w:p>
-      <w:pPr>
-        <w:spacing w:line="360" w:lineRule="auto"/>
-        <w:jc w:val="both"/>
-        <w:rPr>
-          <w:rFonts w:ascii="Times New Roman" w:hAnsi="Times New Roman" w:cs="Times New Roman"/>
-        </w:rPr>
-      </w:pPr>
-      <w:r>
-        <w:rPr>
-          <w:rFonts w:ascii="Times New Roman" w:hAnsi="Times New Roman" w:cs="Times New Roman"/>
-        </w:rPr>
-        <w:t>The system uses multiple ESP32 sensor nodes to monitor different physical parameters independently. Node 1 measures temperature and humidity using the DHT11 sensor, Node 2 detects vibration, and Node 3 measures acceleration and angular velocity using the MPU6050. This distributed architecture allows multiple sensing functions to operate simultaneously.</w:t>
-      </w:r>
-    </w:p>
-    <w:p>
-      <w:pPr>
-        <w:spacing w:line="360" w:lineRule="auto"/>
-        <w:jc w:val="both"/>
-        <w:rPr>
-          <w:rFonts w:ascii="Times New Roman" w:hAnsi="Times New Roman" w:cs="Times New Roman"/>
-          <w:b/>
-          <w:bCs/>
-        </w:rPr>
-      </w:pPr>
-      <w:r>
-        <w:rPr>
-          <w:rFonts w:ascii="Times New Roman" w:hAnsi="Times New Roman" w:cs="Times New Roman"/>
-          <w:b/>
-          <w:bCs/>
-        </w:rPr>
-        <w:t>5.1.2 Reliable CAN Bus Communication</w:t>
-      </w:r>
-    </w:p>
-    <w:p>
-      <w:pPr>
-        <w:spacing w:line="360" w:lineRule="auto"/>
-        <w:jc w:val="both"/>
-        <w:rPr>
-          <w:rFonts w:ascii="Times New Roman" w:hAnsi="Times New Roman" w:cs="Times New Roman"/>
-        </w:rPr>
-      </w:pPr>
-      <w:r>
-        <w:rPr>
-          <w:rFonts w:ascii="Times New Roman" w:hAnsi="Times New Roman" w:cs="Times New Roman"/>
-        </w:rPr>
-        <w:t>CAN bus communication provides a structured method for exchanging sensor measurements, heartbeat messages, and task-control commands between the master and sensor nodes. Message identifiers and bus arbitration support communication among multiple nodes over a shared network. Appropriate termination, wiring, and message scheduling are required to achieve reliable operation.</w:t>
-      </w:r>
-    </w:p>
-    <w:p>
-      <w:pPr>
-        <w:spacing w:line="360" w:lineRule="auto"/>
-        <w:jc w:val="both"/>
-        <w:rPr>
-          <w:rFonts w:ascii="Times New Roman" w:hAnsi="Times New Roman" w:cs="Times New Roman"/>
-          <w:b/>
-          <w:bCs/>
-        </w:rPr>
-      </w:pPr>
-      <w:r>
-        <w:rPr>
-          <w:rFonts w:ascii="Times New Roman" w:hAnsi="Times New Roman" w:cs="Times New Roman"/>
-          <w:b/>
-          <w:bCs/>
-        </w:rPr>
-        <w:t>5.1.3 Automatic Fault Detection</w:t>
-      </w:r>
-    </w:p>
-    <w:p>
-      <w:pPr>
-        <w:spacing w:line="360" w:lineRule="auto"/>
-        <w:jc w:val="both"/>
-        <w:rPr>
-          <w:rFonts w:ascii="Times New Roman" w:hAnsi="Times New Roman" w:cs="Times New Roman"/>
-        </w:rPr>
-      </w:pPr>
-      <w:r>
-        <w:rPr>
-          <w:rFonts w:ascii="Times New Roman" w:hAnsi="Times New Roman" w:cs="Times New Roman"/>
-        </w:rPr>
-        <w:t>Heartbeat monitoring enables the master ESP32 to identify nodes that stop communicating within the predefined timeout interval. This reduces dependence on continuous manual observation and allows the system to initiate fault-handling procedures when a node becomes unresponsive.</w:t>
-      </w:r>
-    </w:p>
-    <w:p>
-      <w:pPr>
-        <w:spacing w:line="360" w:lineRule="auto"/>
-        <w:jc w:val="both"/>
-        <w:rPr>
-          <w:rFonts w:ascii="Times New Roman" w:hAnsi="Times New Roman" w:cs="Times New Roman"/>
-          <w:b/>
-          <w:bCs/>
-        </w:rPr>
-      </w:pPr>
-      <w:r>
-        <w:rPr>
-          <w:rFonts w:ascii="Times New Roman" w:hAnsi="Times New Roman" w:cs="Times New Roman"/>
-          <w:b/>
-          <w:bCs/>
-        </w:rPr>
-        <w:t>5.1.4 Universal Backup Node</w:t>
-      </w:r>
-    </w:p>
-    <w:p>
-      <w:pPr>
-        <w:spacing w:line="360" w:lineRule="auto"/>
-        <w:jc w:val="both"/>
-        <w:rPr>
-          <w:rFonts w:ascii="Times New Roman" w:hAnsi="Times New Roman" w:cs="Times New Roman"/>
-        </w:rPr>
-      </w:pPr>
-      <w:r>
-        <w:rPr>
-          <w:rFonts w:ascii="Times New Roman" w:hAnsi="Times New Roman" w:cs="Times New Roman"/>
-        </w:rPr>
-        <w:t xml:space="preserve">Node 4 contains a DHT11 sensor, a vibration sensor, and an MPU6050 module. This arrangement enables the backup node to support any one of the three primary sensing tasks without requiring a separate dedicated backup node for each sensor type. The approach can </w:t>
+        </w:rPr>
+      </w:pPr>
+      <w:r>
+        <w:rPr>
+          <w:rFonts w:ascii="Times New Roman" w:hAnsi="Times New Roman" w:cs="Times New Roman"/>
+        </w:rPr>
+        <w:t>The proposed CAN-based multi-node ESP32 system is designed to provide distributed sensor monitoring, heartbeat-based fault detection, autonomous task reassignment, and cloud-based visualization. The system integrates one master ESP32 and four sensor nodes connected through a CAN bus. Three nodes perform dedicated sensing functions, while the fourth node acts as a universal backup containing a DHT11 temperature and humidity sensor, a vibration sensor, and an MPU6050 accelerometer and gyroscope.</w:t>
+      </w:r>
+    </w:p>
+    <w:p>
+      <w:pPr>
+        <w:spacing w:line="360" w:lineRule="auto"/>
+        <w:jc w:val="both"/>
+        <w:rPr>
+          <w:rFonts w:ascii="Times New Roman" w:hAnsi="Times New Roman" w:cs="Times New Roman"/>
+        </w:rPr>
+      </w:pPr>
+      <w:r>
+        <w:rPr>
+          <w:rFonts w:ascii="Times New Roman" w:hAnsi="Times New Roman" w:cs="Times New Roman"/>
+        </w:rPr>
+        <w:t>The expected system operation begins with the acquisition of sensor measurements from the primary nodes. Each node transmits its sensor data and heartbeat messages to the master through the CAN communication network. The master processes the received information, monitors the operational status of each node, and identifies suspected failures when heartbeat messages are not received within the configured timeout interval. When a primary node becomes unavailable, the master assigns the corresponding sensing task to the universal backup node and verifies the reception of valid sensor measurements before confirming recovery.</w:t>
+      </w:r>
+    </w:p>
+    <w:p>
+      <w:pPr>
+        <w:spacing w:line="360" w:lineRule="auto"/>
+        <w:jc w:val="both"/>
+        <w:rPr>
+          <w:rFonts w:ascii="Times New Roman" w:hAnsi="Times New Roman" w:cs="Times New Roman"/>
+        </w:rPr>
+      </w:pPr>
+      <w:r>
+        <w:rPr>
+          <w:rFonts w:ascii="Times New Roman" w:hAnsi="Times New Roman" w:cs="Times New Roman"/>
+        </w:rPr>
+        <w:t>During normal operation, Node 1 performs temperature and humidity monitoring, Node 2 detects vibration, and Node 3 measures acceleration and angular velocity. Node 4 remains available for backup operation. The master receives the sensor measurements and maintains the current status of the distributed network. This arrangement enables the system to monitor multiple physical parameters through a common communication infrastructure.</w:t>
+      </w:r>
+    </w:p>
+    <w:p>
+      <w:pPr>
+        <w:spacing w:line="360" w:lineRule="auto"/>
+        <w:jc w:val="both"/>
+        <w:rPr>
+          <w:rFonts w:ascii="Times New Roman" w:hAnsi="Times New Roman" w:cs="Times New Roman"/>
+        </w:rPr>
+      </w:pPr>
+      <w:r>
+        <w:rPr>
+          <w:rFonts w:ascii="Times New Roman" w:hAnsi="Times New Roman" w:cs="Times New Roman"/>
+        </w:rPr>
+        <w:t xml:space="preserve">The fault-detection mechanism is based on periodic heartbeat messages. For an initial configuration with a heartbeat interval of 500 </w:t>
+      </w:r>
+      <w:proofErr w:type="spellStart"/>
+      <w:r>
+        <w:rPr>
+          <w:rFonts w:ascii="Times New Roman" w:hAnsi="Times New Roman" w:cs="Times New Roman"/>
+        </w:rPr>
+        <w:t>ms</w:t>
+      </w:r>
+      <w:proofErr w:type="spellEnd"/>
+      <w:r>
+        <w:rPr>
+          <w:rFonts w:ascii="Times New Roman" w:hAnsi="Times New Roman" w:cs="Times New Roman"/>
+        </w:rPr>
+        <w:t xml:space="preserve"> and a timeout of 2,000 </w:t>
+      </w:r>
+      <w:proofErr w:type="spellStart"/>
+      <w:r>
+        <w:rPr>
+          <w:rFonts w:ascii="Times New Roman" w:hAnsi="Times New Roman" w:cs="Times New Roman"/>
+        </w:rPr>
+        <w:t>ms</w:t>
+      </w:r>
+      <w:proofErr w:type="spellEnd"/>
+      <w:r>
+        <w:rPr>
+          <w:rFonts w:ascii="Times New Roman" w:hAnsi="Times New Roman" w:cs="Times New Roman"/>
+        </w:rPr>
+        <w:t>, the master identifies a node as potentially faulty when no valid heartbeat is received within the specified timeout period. The actual detection time depends on the timing of the last received heartbeat, communication delays, and firmware scheduling. Therefore, the timeout value should be validated experimentally to avoid unnecessary fault indications and excessive detection delays.</w:t>
+      </w:r>
+    </w:p>
+    <w:p>
+      <w:pPr>
+        <w:spacing w:line="360" w:lineRule="auto"/>
+        <w:jc w:val="both"/>
+        <w:rPr>
+          <w:rFonts w:ascii="Times New Roman" w:hAnsi="Times New Roman" w:cs="Times New Roman"/>
+        </w:rPr>
+      </w:pPr>
+      <w:r>
+        <w:rPr>
+          <w:rFonts w:ascii="Times New Roman" w:hAnsi="Times New Roman" w:cs="Times New Roman"/>
+        </w:rPr>
+        <w:t xml:space="preserve">The autonomous task-reallocation mechanism is intended to improve monitoring continuity during a primary-node failure. For example, when Node 2 becomes unavailable, the master sends a task-assignment command to Node 4 to activate its vibration sensor. Node 4 then begins collecting vibration data and transmits the measurements through CAN. The master checks the acknowledgment and verifies the incoming sensor data before recording the recovery as </w:t>
       </w:r>
       <w:r>
         <w:rPr>
           <w:rFonts w:ascii="Times New Roman" w:hAnsi="Times New Roman" w:cs="Times New Roman"/>
         </w:rPr>
         <w:lastRenderedPageBreak/>
-        <w:t>reduce hardware duplication compared with an architecture using individual backup nodes for every primary sensing function.</w:t>
-      </w:r>
-    </w:p>
-    <w:p>
-      <w:pPr>
-        <w:spacing w:line="360" w:lineRule="auto"/>
-        <w:jc w:val="both"/>
-        <w:rPr>
-          <w:rFonts w:ascii="Times New Roman" w:hAnsi="Times New Roman" w:cs="Times New Roman"/>
-          <w:b/>
-          <w:bCs/>
-        </w:rPr>
-      </w:pPr>
-      <w:r>
-        <w:rPr>
-          <w:rFonts w:ascii="Times New Roman" w:hAnsi="Times New Roman" w:cs="Times New Roman"/>
-          <w:b/>
-          <w:bCs/>
-        </w:rPr>
-        <w:t>5.1.5 Autonomous Task Reallocation</w:t>
-      </w:r>
-    </w:p>
-    <w:p>
-      <w:pPr>
-        <w:spacing w:line="360" w:lineRule="auto"/>
-        <w:jc w:val="both"/>
-        <w:rPr>
-          <w:rFonts w:ascii="Times New Roman" w:hAnsi="Times New Roman" w:cs="Times New Roman"/>
-        </w:rPr>
-      </w:pPr>
-      <w:r>
-        <w:rPr>
-          <w:rFonts w:ascii="Times New Roman" w:hAnsi="Times New Roman" w:cs="Times New Roman"/>
-        </w:rPr>
-        <w:t>When a primary node becomes unavailable, the master ESP32 assigns the affected sensing task to Node 4 through the CAN bus. The backup node activates the corresponding sensor routine and transmits measurements to the master. The master verifies the reception of valid data before declaring successful recovery, thereby reducing the need for manual task reassignment.</w:t>
-      </w:r>
-    </w:p>
-    <w:p>
-      <w:pPr>
-        <w:spacing w:line="360" w:lineRule="auto"/>
-        <w:jc w:val="both"/>
-        <w:rPr>
-          <w:rFonts w:ascii="Times New Roman" w:hAnsi="Times New Roman" w:cs="Times New Roman"/>
-          <w:b/>
-          <w:bCs/>
-        </w:rPr>
-      </w:pPr>
-      <w:r>
-        <w:rPr>
-          <w:rFonts w:ascii="Times New Roman" w:hAnsi="Times New Roman" w:cs="Times New Roman"/>
-          <w:b/>
-          <w:bCs/>
-        </w:rPr>
-        <w:t>5.1.6 Improved Monitoring Continuity</w:t>
-      </w:r>
-    </w:p>
-    <w:p>
-      <w:pPr>
-        <w:spacing w:line="360" w:lineRule="auto"/>
-        <w:jc w:val="both"/>
-        <w:rPr>
-          <w:rFonts w:ascii="Times New Roman" w:hAnsi="Times New Roman" w:cs="Times New Roman"/>
-        </w:rPr>
-      </w:pPr>
-      <w:r>
-        <w:rPr>
-          <w:rFonts w:ascii="Times New Roman" w:hAnsi="Times New Roman" w:cs="Times New Roman"/>
-        </w:rPr>
-        <w:t>The backup-task mechanism is designed to maintain sensor monitoring during a primary-node failure. Although a short interruption may occur during fault detection and task activation, the backup node can restore the affected sensing function without requiring immediate physical replacement of the failed node.</w:t>
-      </w:r>
-    </w:p>
-    <w:p>
-      <w:pPr>
-        <w:spacing w:line="360" w:lineRule="auto"/>
-        <w:jc w:val="both"/>
-        <w:rPr>
-          <w:rFonts w:ascii="Times New Roman" w:hAnsi="Times New Roman" w:cs="Times New Roman"/>
-          <w:b/>
-          <w:bCs/>
-        </w:rPr>
-      </w:pPr>
-      <w:r>
-        <w:rPr>
-          <w:rFonts w:ascii="Times New Roman" w:hAnsi="Times New Roman" w:cs="Times New Roman"/>
-          <w:b/>
-          <w:bCs/>
-        </w:rPr>
-        <w:t>5.1.7 Cloud-Based Remote Monitoring</w:t>
-      </w:r>
-    </w:p>
-    <w:p>
-      <w:pPr>
-        <w:spacing w:line="360" w:lineRule="auto"/>
-        <w:jc w:val="both"/>
-        <w:rPr>
-          <w:rFonts w:ascii="Times New Roman" w:hAnsi="Times New Roman" w:cs="Times New Roman"/>
-        </w:rPr>
-      </w:pPr>
-      <w:r>
-        <w:rPr>
-          <w:rFonts w:ascii="Times New Roman" w:hAnsi="Times New Roman" w:cs="Times New Roman"/>
-        </w:rPr>
-        <w:t xml:space="preserve">The master ESP32 uploads sensor readings, node status, fault events, and recovery information to a </w:t>
+        <w:t>successful. Similar procedures can be applied to temperature and humidity monitoring when Node 1 fails or motion monitoring when Node 3 fails.</w:t>
+      </w:r>
+    </w:p>
+    <w:p>
+      <w:pPr>
+        <w:spacing w:line="360" w:lineRule="auto"/>
+        <w:jc w:val="both"/>
+        <w:rPr>
+          <w:rFonts w:ascii="Times New Roman" w:hAnsi="Times New Roman" w:cs="Times New Roman"/>
+        </w:rPr>
+      </w:pPr>
+      <w:r>
+        <w:rPr>
+          <w:rFonts w:ascii="Times New Roman" w:hAnsi="Times New Roman" w:cs="Times New Roman"/>
+        </w:rPr>
+        <w:t xml:space="preserve">The cloud-monitoring subsystem provides remote access to sensor measurements, node health information, fault records, and recovery events. The master ESP32 uploads selected information to the </w:t>
       </w:r>
       <w:proofErr w:type="spellStart"/>
       <w:r>
@@ -6167,373 +6013,6 @@
         <w:rPr>
           <w:rFonts w:ascii="Times New Roman" w:hAnsi="Times New Roman" w:cs="Times New Roman"/>
         </w:rPr>
-        <w:t xml:space="preserve"> database through Wi-Fi and HTTPS. The React.js web dashboard enables users to observe system status remotely without requiring direct physical access to the embedded hardware.</w:t>
-      </w:r>
-    </w:p>
-    <w:p>
-      <w:pPr>
-        <w:spacing w:line="360" w:lineRule="auto"/>
-        <w:jc w:val="both"/>
-        <w:rPr>
-          <w:rFonts w:ascii="Times New Roman" w:hAnsi="Times New Roman" w:cs="Times New Roman"/>
-          <w:b/>
-          <w:bCs/>
-        </w:rPr>
-      </w:pPr>
-      <w:r>
-        <w:rPr>
-          <w:rFonts w:ascii="Times New Roman" w:hAnsi="Times New Roman" w:cs="Times New Roman"/>
-          <w:b/>
-          <w:bCs/>
-        </w:rPr>
-        <w:t>5.1.8 Centralized Fault and Event Logging</w:t>
-      </w:r>
-    </w:p>
-    <w:p>
-      <w:pPr>
-        <w:spacing w:line="360" w:lineRule="auto"/>
-        <w:jc w:val="both"/>
-        <w:rPr>
-          <w:rFonts w:ascii="Times New Roman" w:hAnsi="Times New Roman" w:cs="Times New Roman"/>
-        </w:rPr>
-      </w:pPr>
-      <w:r>
-        <w:rPr>
-          <w:rFonts w:ascii="Times New Roman" w:hAnsi="Times New Roman" w:cs="Times New Roman"/>
-        </w:rPr>
-        <w:t xml:space="preserve">The cloud database stores relevant sensor readings, node-status changes, fault records, and task-reassignment events. This information helps users examine the sequence of a fault, identify recurring communication problems, and evaluate the </w:t>
-      </w:r>
-      <w:proofErr w:type="spellStart"/>
-      <w:r>
-        <w:rPr>
-          <w:rFonts w:ascii="Times New Roman" w:hAnsi="Times New Roman" w:cs="Times New Roman"/>
-        </w:rPr>
-        <w:t>behaviour</w:t>
-      </w:r>
-      <w:proofErr w:type="spellEnd"/>
-      <w:r>
-        <w:rPr>
-          <w:rFonts w:ascii="Times New Roman" w:hAnsi="Times New Roman" w:cs="Times New Roman"/>
-        </w:rPr>
-        <w:t xml:space="preserve"> of the backup mechanism during testing.</w:t>
-      </w:r>
-    </w:p>
-    <w:p>
-      <w:pPr>
-        <w:spacing w:line="360" w:lineRule="auto"/>
-        <w:jc w:val="both"/>
-        <w:rPr>
-          <w:rFonts w:ascii="Times New Roman" w:hAnsi="Times New Roman" w:cs="Times New Roman"/>
-          <w:b/>
-          <w:bCs/>
-        </w:rPr>
-      </w:pPr>
-      <w:r>
-        <w:rPr>
-          <w:rFonts w:ascii="Times New Roman" w:hAnsi="Times New Roman" w:cs="Times New Roman"/>
-          <w:b/>
-          <w:bCs/>
-        </w:rPr>
-        <w:t>5.1.9 Modular and Scalable Architecture</w:t>
-      </w:r>
-    </w:p>
-    <w:p>
-      <w:pPr>
-        <w:spacing w:line="360" w:lineRule="auto"/>
-        <w:jc w:val="both"/>
-        <w:rPr>
-          <w:rFonts w:ascii="Times New Roman" w:hAnsi="Times New Roman" w:cs="Times New Roman"/>
-        </w:rPr>
-      </w:pPr>
-      <w:r>
-        <w:rPr>
-          <w:rFonts w:ascii="Times New Roman" w:hAnsi="Times New Roman" w:cs="Times New Roman"/>
-        </w:rPr>
-        <w:t>The proposed architecture separates sensing, communication, fault management, backup operation, and cloud visualization into distinct functional modules. Additional sensor nodes or monitoring functions may be incorporated by extending the CAN message definitions, firmware, and database structure, subject to bus capacity and processing constraints.</w:t>
-      </w:r>
-    </w:p>
-    <w:p>
-      <w:pPr>
-        <w:spacing w:line="360" w:lineRule="auto"/>
-        <w:jc w:val="both"/>
-        <w:rPr>
-          <w:rFonts w:ascii="Times New Roman" w:hAnsi="Times New Roman" w:cs="Times New Roman"/>
-          <w:b/>
-          <w:bCs/>
-        </w:rPr>
-      </w:pPr>
-      <w:r>
-        <w:rPr>
-          <w:rFonts w:ascii="Times New Roman" w:hAnsi="Times New Roman" w:cs="Times New Roman"/>
-          <w:b/>
-          <w:bCs/>
-        </w:rPr>
-        <w:t>5.1.10 Cost-Effective Prototype Development</w:t>
-      </w:r>
-    </w:p>
-    <w:p>
-      <w:pPr>
-        <w:spacing w:line="360" w:lineRule="auto"/>
-        <w:jc w:val="both"/>
-        <w:rPr>
-          <w:rFonts w:ascii="Times New Roman" w:hAnsi="Times New Roman" w:cs="Times New Roman"/>
-        </w:rPr>
-      </w:pPr>
-      <w:r>
-        <w:rPr>
-          <w:rFonts w:ascii="Times New Roman" w:hAnsi="Times New Roman" w:cs="Times New Roman"/>
-        </w:rPr>
-        <w:lastRenderedPageBreak/>
-        <w:t>The system uses widely available ESP32 development boards, low-cost sensor modules, and CAN transceivers. The universal backup node provides multiple backup sensing functions within one board, making the design suitable for academic prototyping and experimental evaluation of distributed fault-tolerant embedded systems.</w:t>
-      </w:r>
-    </w:p>
-    <w:p>
-      <w:pPr>
-        <w:spacing w:line="360" w:lineRule="auto"/>
-        <w:jc w:val="both"/>
-        <w:rPr>
-          <w:rFonts w:ascii="Times New Roman" w:hAnsi="Times New Roman" w:cs="Times New Roman"/>
-          <w:b/>
-          <w:bCs/>
-        </w:rPr>
-      </w:pPr>
-      <w:r>
-        <w:rPr>
-          <w:rFonts w:ascii="Times New Roman" w:hAnsi="Times New Roman" w:cs="Times New Roman"/>
-          <w:b/>
-          <w:bCs/>
-        </w:rPr>
-        <w:t>5.1.11 Independent Local Fault Management</w:t>
-      </w:r>
-    </w:p>
-    <w:p>
-      <w:pPr>
-        <w:spacing w:line="360" w:lineRule="auto"/>
-        <w:jc w:val="both"/>
-        <w:rPr>
-          <w:rFonts w:ascii="Times New Roman" w:hAnsi="Times New Roman" w:cs="Times New Roman"/>
-        </w:rPr>
-      </w:pPr>
-      <w:r>
-        <w:rPr>
-          <w:rFonts w:ascii="Times New Roman" w:hAnsi="Times New Roman" w:cs="Times New Roman"/>
-        </w:rPr>
-        <w:t>The master ESP32 performs heartbeat monitoring and task reassignment locally through CAN communication. Therefore, a temporary Wi-Fi or cloud-service interruption does not inherently prevent local fault detection and backup activation, provided the master, CAN bus, and relevant sensor nodes remain operational.</w:t>
-      </w:r>
-    </w:p>
-    <w:p>
-      <w:pPr>
-        <w:spacing w:line="360" w:lineRule="auto"/>
-        <w:jc w:val="both"/>
-        <w:rPr>
-          <w:rFonts w:ascii="Times New Roman" w:hAnsi="Times New Roman" w:cs="Times New Roman"/>
-          <w:b/>
-          <w:bCs/>
-        </w:rPr>
-      </w:pPr>
-      <w:r>
-        <w:rPr>
-          <w:rFonts w:ascii="Times New Roman" w:hAnsi="Times New Roman" w:cs="Times New Roman"/>
-          <w:b/>
-          <w:bCs/>
-        </w:rPr>
-        <w:t>5.1.12 Practical Applications</w:t>
-      </w:r>
-    </w:p>
-    <w:p>
-      <w:pPr>
-        <w:spacing w:line="360" w:lineRule="auto"/>
-        <w:jc w:val="both"/>
-        <w:rPr>
-          <w:rFonts w:ascii="Times New Roman" w:hAnsi="Times New Roman" w:cs="Times New Roman"/>
-        </w:rPr>
-      </w:pPr>
-      <w:r>
-        <w:rPr>
-          <w:rFonts w:ascii="Times New Roman" w:hAnsi="Times New Roman" w:cs="Times New Roman"/>
-        </w:rPr>
-        <w:t>The proposed system can serve as a prototype architecture for applications requiring distributed sensing and fault monitoring, including industrial equipment monitoring, laboratory automation, condition monitoring, and embedded control systems. Adaptation to safety-critical automotive or industrial applications would require additional validation, protection mechanisms, and compliance with relevant standards.</w:t>
-      </w:r>
-    </w:p>
-    <w:p>
-      <w:pPr>
-        <w:spacing w:line="360" w:lineRule="auto"/>
-        <w:jc w:val="both"/>
-        <w:rPr>
-          <w:rFonts w:ascii="Times New Roman" w:hAnsi="Times New Roman" w:cs="Times New Roman"/>
-        </w:rPr>
-      </w:pPr>
-      <w:r>
-        <w:rPr>
-          <w:rFonts w:ascii="Times New Roman" w:hAnsi="Times New Roman" w:cs="Times New Roman"/>
-        </w:rPr>
-        <w:t>In summary, the principal advantage of the proposed system is the integration of distributed CAN-based sensing with heartbeat-driven fault detection and a multi-sensor universal backup node. Cloud integration further improves visibility by providing remote access to sensor measurements, fault events, and recovery status. The actual reliability, recovery performance, and cost benefits must be established through hardware experiments and measured results.</w:t>
-      </w:r>
-    </w:p>
-    <w:p>
-      <w:pPr>
-        <w:spacing w:line="360" w:lineRule="auto"/>
-        <w:jc w:val="both"/>
-        <w:rPr>
-          <w:rFonts w:ascii="Times New Roman" w:hAnsi="Times New Roman" w:cs="Times New Roman"/>
-        </w:rPr>
-      </w:pPr>
-    </w:p>
-    <w:p>
-      <w:pPr>
-        <w:spacing w:line="360" w:lineRule="auto"/>
-        <w:jc w:val="both"/>
-        <w:rPr>
-          <w:rFonts w:ascii="Times New Roman" w:hAnsi="Times New Roman" w:cs="Times New Roman"/>
-          <w:b/>
-          <w:bCs/>
-        </w:rPr>
-      </w:pPr>
-      <w:r>
-        <w:rPr>
-          <w:rFonts w:ascii="Times New Roman" w:hAnsi="Times New Roman" w:cs="Times New Roman"/>
-          <w:b/>
-          <w:bCs/>
-        </w:rPr>
-        <w:t>5.2 RESULT AND DISCUSSION</w:t>
-      </w:r>
-    </w:p>
-    <w:p>
-      <w:pPr>
-        <w:spacing w:line="360" w:lineRule="auto"/>
-        <w:jc w:val="both"/>
-        <w:rPr>
-          <w:rFonts w:ascii="Times New Roman" w:hAnsi="Times New Roman" w:cs="Times New Roman"/>
-        </w:rPr>
-      </w:pPr>
-      <w:r>
-        <w:rPr>
-          <w:rFonts w:ascii="Times New Roman" w:hAnsi="Times New Roman" w:cs="Times New Roman"/>
-        </w:rPr>
-        <w:t>The proposed CAN-based multi-node ESP32 system is designed to provide distributed sensor monitoring, heartbeat-based fault detection, autonomous task reassignment, and cloud-based visualization. The system integrates one master ESP32 and four sensor nodes connected through a CAN bus. Three nodes perform dedicated sensing functions, while the fourth node acts as a universal backup containing a DHT11 temperature and humidity sensor, a vibration sensor, and an MPU6050 accelerometer and gyroscope.</w:t>
-      </w:r>
-    </w:p>
-    <w:p>
-      <w:pPr>
-        <w:spacing w:line="360" w:lineRule="auto"/>
-        <w:jc w:val="both"/>
-        <w:rPr>
-          <w:rFonts w:ascii="Times New Roman" w:hAnsi="Times New Roman" w:cs="Times New Roman"/>
-        </w:rPr>
-      </w:pPr>
-      <w:r>
-        <w:rPr>
-          <w:rFonts w:ascii="Times New Roman" w:hAnsi="Times New Roman" w:cs="Times New Roman"/>
-        </w:rPr>
-        <w:t xml:space="preserve">The expected system operation begins with the acquisition of sensor measurements from the primary nodes. Each node transmits its sensor data and heartbeat messages to the master </w:t>
-      </w:r>
-      <w:r>
-        <w:rPr>
-          <w:rFonts w:ascii="Times New Roman" w:hAnsi="Times New Roman" w:cs="Times New Roman"/>
-        </w:rPr>
-        <w:lastRenderedPageBreak/>
-        <w:t>through the CAN communication network. The master processes the received information, monitors the operational status of each node, and identifies suspected failures when heartbeat messages are not received within the configured timeout interval. When a primary node becomes unavailable, the master assigns the corresponding sensing task to the universal backup node and verifies the reception of valid sensor measurements before confirming recovery.</w:t>
-      </w:r>
-    </w:p>
-    <w:p>
-      <w:pPr>
-        <w:spacing w:line="360" w:lineRule="auto"/>
-        <w:jc w:val="both"/>
-        <w:rPr>
-          <w:rFonts w:ascii="Times New Roman" w:hAnsi="Times New Roman" w:cs="Times New Roman"/>
-        </w:rPr>
-      </w:pPr>
-      <w:r>
-        <w:rPr>
-          <w:rFonts w:ascii="Times New Roman" w:hAnsi="Times New Roman" w:cs="Times New Roman"/>
-        </w:rPr>
-        <w:t>During normal operation, Node 1 performs temperature and humidity monitoring, Node 2 detects vibration, and Node 3 measures acceleration and angular velocity. Node 4 remains available for backup operation. The master receives the sensor measurements and maintains the current status of the distributed network. This arrangement enables the system to monitor multiple physical parameters through a common communication infrastructure.</w:t>
-      </w:r>
-    </w:p>
-    <w:p>
-      <w:pPr>
-        <w:spacing w:line="360" w:lineRule="auto"/>
-        <w:jc w:val="both"/>
-        <w:rPr>
-          <w:rFonts w:ascii="Times New Roman" w:hAnsi="Times New Roman" w:cs="Times New Roman"/>
-        </w:rPr>
-      </w:pPr>
-      <w:r>
-        <w:rPr>
-          <w:rFonts w:ascii="Times New Roman" w:hAnsi="Times New Roman" w:cs="Times New Roman"/>
-        </w:rPr>
-        <w:t xml:space="preserve">The fault-detection mechanism is based on periodic heartbeat messages. For an initial configuration with a heartbeat interval of 500 </w:t>
-      </w:r>
-      <w:proofErr w:type="spellStart"/>
-      <w:r>
-        <w:rPr>
-          <w:rFonts w:ascii="Times New Roman" w:hAnsi="Times New Roman" w:cs="Times New Roman"/>
-        </w:rPr>
-        <w:t>ms</w:t>
-      </w:r>
-      <w:proofErr w:type="spellEnd"/>
-      <w:r>
-        <w:rPr>
-          <w:rFonts w:ascii="Times New Roman" w:hAnsi="Times New Roman" w:cs="Times New Roman"/>
-        </w:rPr>
-        <w:t xml:space="preserve"> and a timeout of 2,000 </w:t>
-      </w:r>
-      <w:proofErr w:type="spellStart"/>
-      <w:r>
-        <w:rPr>
-          <w:rFonts w:ascii="Times New Roman" w:hAnsi="Times New Roman" w:cs="Times New Roman"/>
-        </w:rPr>
-        <w:t>ms</w:t>
-      </w:r>
-      <w:proofErr w:type="spellEnd"/>
-      <w:r>
-        <w:rPr>
-          <w:rFonts w:ascii="Times New Roman" w:hAnsi="Times New Roman" w:cs="Times New Roman"/>
-        </w:rPr>
-        <w:t>, the master identifies a node as potentially faulty when no valid heartbeat is received within the specified timeout period. The actual detection time depends on the timing of the last received heartbeat, communication delays, and firmware scheduling. Therefore, the timeout value should be validated experimentally to avoid unnecessary fault indications and excessive detection delays.</w:t>
-      </w:r>
-    </w:p>
-    <w:p>
-      <w:pPr>
-        <w:spacing w:line="360" w:lineRule="auto"/>
-        <w:jc w:val="both"/>
-        <w:rPr>
-          <w:rFonts w:ascii="Times New Roman" w:hAnsi="Times New Roman" w:cs="Times New Roman"/>
-        </w:rPr>
-      </w:pPr>
-      <w:r>
-        <w:rPr>
-          <w:rFonts w:ascii="Times New Roman" w:hAnsi="Times New Roman" w:cs="Times New Roman"/>
-        </w:rPr>
-        <w:t>The autonomous task-reallocation mechanism is intended to improve monitoring continuity during a primary-node failure. For example, when Node 2 becomes unavailable, the master sends a task-assignment command to Node 4 to activate its vibration sensor. Node 4 then begins collecting vibration data and transmits the measurements through CAN. The master checks the acknowledgment and verifies the incoming sensor data before recording the recovery as successful. Similar procedures can be applied to temperature and humidity monitoring when Node 1 fails or motion monitoring when Node 3 fails.</w:t>
-      </w:r>
-    </w:p>
-    <w:p>
-      <w:pPr>
-        <w:spacing w:line="360" w:lineRule="auto"/>
-        <w:jc w:val="both"/>
-        <w:rPr>
-          <w:rFonts w:ascii="Times New Roman" w:hAnsi="Times New Roman" w:cs="Times New Roman"/>
-        </w:rPr>
-      </w:pPr>
-      <w:r>
-        <w:rPr>
-          <w:rFonts w:ascii="Times New Roman" w:hAnsi="Times New Roman" w:cs="Times New Roman"/>
-        </w:rPr>
-        <w:t xml:space="preserve">The cloud-monitoring subsystem provides remote access to sensor measurements, node health information, fault records, and recovery events. The master ESP32 uploads selected information to the </w:t>
-      </w:r>
-      <w:proofErr w:type="spellStart"/>
-      <w:r>
-        <w:rPr>
-          <w:rFonts w:ascii="Times New Roman" w:hAnsi="Times New Roman" w:cs="Times New Roman"/>
-        </w:rPr>
-        <w:t>Supabase</w:t>
-      </w:r>
-      <w:proofErr w:type="spellEnd"/>
-      <w:r>
-        <w:rPr>
-          <w:rFonts w:ascii="Times New Roman" w:hAnsi="Times New Roman" w:cs="Times New Roman"/>
-        </w:rPr>
         <w:t xml:space="preserve"> database through Wi-Fi and HTTPS. The React.js web dashboard retrieves the stored records and displays the system status using sensor-value indicators, graphical representations, fault notifications, and backup-task information. This integration allows the user to observe the distributed system without directly accessing the embedded hardware.</w:t>
       </w:r>
     </w:p>
@@ -6549,14 +6028,7 @@
         <w:rPr>
           <w:rFonts w:ascii="Times New Roman" w:hAnsi="Times New Roman" w:cs="Times New Roman"/>
         </w:rPr>
-        <w:t xml:space="preserve">The effectiveness of the proposed system should be evaluated using experimental measurements, including successful CAN communication, heartbeat timeout detection, </w:t>
-      </w:r>
-      <w:r>
-        <w:rPr>
-          <w:rFonts w:ascii="Times New Roman" w:hAnsi="Times New Roman" w:cs="Times New Roman"/>
-        </w:rPr>
-        <w:lastRenderedPageBreak/>
-        <w:t>backup-task activation, recovery time, missed sensor samples, and cloud-data availability. Tests should be performed by interrupting each primary node individually under controlled conditions and checking whether Node 4 can perform the corresponding sensing task. Additional tests should examine CAN communication interruptions and temporary cloud disconnections to distinguish local network failures from Internet connectivity problems.</w:t>
+        <w:t>The effectiveness of the proposed system should be evaluated using experimental measurements, including successful CAN communication, heartbeat timeout detection, backup-task activation, recovery time, missed sensor samples, and cloud-data availability. Tests should be performed by interrupting each primary node individually under controlled conditions and checking whether Node 4 can perform the corresponding sensing task. Additional tests should examine CAN communication interruptions and temporary cloud disconnections to distinguish local network failures from Internet connectivity problems.</w:t>
       </w:r>
     </w:p>
     <w:p>
@@ -6588,78 +6060,6 @@
         </w:rPr>
         <w:t>Overall, the proposed architecture provides a practical approach to integrating distributed sensing, automatic fault detection, backup-task reassignment, and cloud-based monitoring using low-cost embedded hardware. The final experimental discussion should compare measured performance against the intended design objectives and identify opportunities for improving communication reliability, recovery speed, and system availability.</w:t>
       </w:r>
-    </w:p>
-    <w:p>
-      <w:pPr>
-        <w:spacing w:line="360" w:lineRule="auto"/>
-        <w:jc w:val="both"/>
-        <w:rPr>
-          <w:rFonts w:ascii="Times New Roman" w:hAnsi="Times New Roman" w:cs="Times New Roman"/>
-        </w:rPr>
-      </w:pPr>
-    </w:p>
-    <w:p>
-      <w:pPr>
-        <w:spacing w:line="360" w:lineRule="auto"/>
-        <w:jc w:val="both"/>
-        <w:rPr>
-          <w:rFonts w:ascii="Times New Roman" w:hAnsi="Times New Roman" w:cs="Times New Roman"/>
-        </w:rPr>
-      </w:pPr>
-    </w:p>
-    <w:p>
-      <w:pPr>
-        <w:spacing w:line="360" w:lineRule="auto"/>
-        <w:jc w:val="both"/>
-        <w:rPr>
-          <w:rFonts w:ascii="Times New Roman" w:hAnsi="Times New Roman" w:cs="Times New Roman"/>
-        </w:rPr>
-      </w:pPr>
-    </w:p>
-    <w:p>
-      <w:pPr>
-        <w:spacing w:line="360" w:lineRule="auto"/>
-        <w:jc w:val="both"/>
-        <w:rPr>
-          <w:rFonts w:ascii="Times New Roman" w:hAnsi="Times New Roman" w:cs="Times New Roman"/>
-        </w:rPr>
-      </w:pPr>
-    </w:p>
-    <w:p>
-      <w:pPr>
-        <w:spacing w:line="360" w:lineRule="auto"/>
-        <w:jc w:val="both"/>
-        <w:rPr>
-          <w:rFonts w:ascii="Times New Roman" w:hAnsi="Times New Roman" w:cs="Times New Roman"/>
-        </w:rPr>
-      </w:pPr>
-    </w:p>
-    <w:p>
-      <w:pPr>
-        <w:spacing w:line="360" w:lineRule="auto"/>
-        <w:jc w:val="both"/>
-        <w:rPr>
-          <w:rFonts w:ascii="Times New Roman" w:hAnsi="Times New Roman" w:cs="Times New Roman"/>
-        </w:rPr>
-      </w:pPr>
-    </w:p>
-    <w:p>
-      <w:pPr>
-        <w:spacing w:line="360" w:lineRule="auto"/>
-        <w:jc w:val="both"/>
-        <w:rPr>
-          <w:rFonts w:ascii="Times New Roman" w:hAnsi="Times New Roman" w:cs="Times New Roman"/>
-        </w:rPr>
-      </w:pPr>
-    </w:p>
-    <w:p>
-      <w:pPr>
-        <w:spacing w:line="360" w:lineRule="auto"/>
-        <w:jc w:val="both"/>
-        <w:rPr>
-          <w:rFonts w:ascii="Times New Roman" w:hAnsi="Times New Roman" w:cs="Times New Roman"/>
-        </w:rPr>
-      </w:pPr>
     </w:p>
     <w:p>
       <w:pPr>
@@ -6767,213 +6167,163 @@
           <w:b/>
           <w:bCs/>
         </w:rPr>
-        <w:t>6.1 Applications</w:t>
-      </w:r>
-    </w:p>
-    <w:p>
-      <w:pPr>
-        <w:spacing w:line="360" w:lineRule="auto"/>
-        <w:jc w:val="both"/>
-        <w:rPr>
-          <w:rFonts w:ascii="Times New Roman" w:hAnsi="Times New Roman" w:cs="Times New Roman"/>
-        </w:rPr>
-      </w:pPr>
-      <w:r>
-        <w:rPr>
-          <w:rFonts w:ascii="Times New Roman" w:hAnsi="Times New Roman" w:cs="Times New Roman"/>
-        </w:rPr>
-        <w:t xml:space="preserve">The proposed CAN-based multi-node ESP32 system for fault detection and autonomous task reallocation can be applied to distributed embedded monitoring systems that require continuous sensor-data acquisition, communication monitoring, and automatic recovery from node failures. The integration of CAN communication, a universal backup node, and an IoT dashboard </w:t>
-      </w:r>
-      <w:proofErr w:type="gramStart"/>
-      <w:r>
-        <w:rPr>
-          <w:rFonts w:ascii="Times New Roman" w:hAnsi="Times New Roman" w:cs="Times New Roman"/>
-        </w:rPr>
-        <w:t>makes</w:t>
-      </w:r>
-      <w:proofErr w:type="gramEnd"/>
-      <w:r>
-        <w:rPr>
-          <w:rFonts w:ascii="Times New Roman" w:hAnsi="Times New Roman" w:cs="Times New Roman"/>
-        </w:rPr>
-        <w:t xml:space="preserve"> the architecture suitable for prototype development in industrial, environmental, and embedded-system applications.</w:t>
-      </w:r>
-    </w:p>
-    <w:p>
-      <w:pPr>
-        <w:spacing w:line="360" w:lineRule="auto"/>
-        <w:jc w:val="both"/>
-        <w:rPr>
-          <w:rFonts w:ascii="Times New Roman" w:hAnsi="Times New Roman" w:cs="Times New Roman"/>
-          <w:b/>
-          <w:bCs/>
-        </w:rPr>
-      </w:pPr>
-      <w:r>
-        <w:rPr>
-          <w:rFonts w:ascii="Times New Roman" w:hAnsi="Times New Roman" w:cs="Times New Roman"/>
-          <w:b/>
-          <w:bCs/>
-        </w:rPr>
-        <w:t>6.1.1 Industrial Equipment Monitoring</w:t>
-      </w:r>
-    </w:p>
-    <w:p>
-      <w:pPr>
-        <w:spacing w:line="360" w:lineRule="auto"/>
-        <w:jc w:val="both"/>
-        <w:rPr>
-          <w:rFonts w:ascii="Times New Roman" w:hAnsi="Times New Roman" w:cs="Times New Roman"/>
-        </w:rPr>
-      </w:pPr>
-      <w:r>
-        <w:rPr>
-          <w:rFonts w:ascii="Times New Roman" w:hAnsi="Times New Roman" w:cs="Times New Roman"/>
-        </w:rPr>
-        <w:t>The system can be adapted for monitoring industrial equipment using temperature, vibration, and motion sensors. These measurements can help identify abnormal operating conditions and support condition-monitoring activities. If a primary sensing node becomes unavailable, the backup node can temporarily perform the affected sensing task.</w:t>
-      </w:r>
-    </w:p>
-    <w:p>
-      <w:pPr>
-        <w:spacing w:line="360" w:lineRule="auto"/>
-        <w:jc w:val="both"/>
-        <w:rPr>
-          <w:rFonts w:ascii="Times New Roman" w:hAnsi="Times New Roman" w:cs="Times New Roman"/>
-          <w:b/>
-          <w:bCs/>
-        </w:rPr>
-      </w:pPr>
-      <w:r>
-        <w:rPr>
-          <w:rFonts w:ascii="Times New Roman" w:hAnsi="Times New Roman" w:cs="Times New Roman"/>
-          <w:b/>
-          <w:bCs/>
-        </w:rPr>
-        <w:t>6.1.2 Automotive Embedded Systems</w:t>
-      </w:r>
-    </w:p>
-    <w:p>
-      <w:pPr>
-        <w:spacing w:line="360" w:lineRule="auto"/>
-        <w:jc w:val="both"/>
-        <w:rPr>
-          <w:rFonts w:ascii="Times New Roman" w:hAnsi="Times New Roman" w:cs="Times New Roman"/>
-        </w:rPr>
-      </w:pPr>
-      <w:r>
-        <w:rPr>
-          <w:rFonts w:ascii="Times New Roman" w:hAnsi="Times New Roman" w:cs="Times New Roman"/>
-        </w:rPr>
-        <w:t>The CAN-based communication architecture is relevant to automotive embedded systems, where multiple electronic control units exchange status and sensor information over a shared communication network. The proposed prototype can demonstrate heartbeat monitoring, communication-failure identification, and task reassignment. However, deployment in actual vehicles would require automotive-grade hardware, safety analysis, electromagnetic compatibility testing, and compliance with applicable automotive standards.</w:t>
-      </w:r>
-    </w:p>
-    <w:p>
-      <w:pPr>
-        <w:spacing w:line="360" w:lineRule="auto"/>
-        <w:jc w:val="both"/>
-        <w:rPr>
-          <w:rFonts w:ascii="Times New Roman" w:hAnsi="Times New Roman" w:cs="Times New Roman"/>
-          <w:b/>
-          <w:bCs/>
-        </w:rPr>
-      </w:pPr>
-      <w:r>
-        <w:rPr>
-          <w:rFonts w:ascii="Times New Roman" w:hAnsi="Times New Roman" w:cs="Times New Roman"/>
-          <w:b/>
-          <w:bCs/>
-        </w:rPr>
-        <w:t>6.1.3 Predictive and Condition Monitoring</w:t>
-      </w:r>
-    </w:p>
-    <w:p>
-      <w:pPr>
-        <w:spacing w:line="360" w:lineRule="auto"/>
-        <w:jc w:val="both"/>
-        <w:rPr>
-          <w:rFonts w:ascii="Times New Roman" w:hAnsi="Times New Roman" w:cs="Times New Roman"/>
-        </w:rPr>
-      </w:pPr>
-      <w:r>
-        <w:rPr>
-          <w:rFonts w:ascii="Times New Roman" w:hAnsi="Times New Roman" w:cs="Times New Roman"/>
-        </w:rPr>
-        <w:t>The combination of temperature, humidity, vibration, and motion measurements can support experimental condition-monitoring applications. Sensor data can be recorded over time to identify changes in operating conditions. Additional signal-processing and anomaly-detection algorithms could be incorporated to identify abnormal patterns and provide early warnings.</w:t>
-      </w:r>
-    </w:p>
-    <w:p>
-      <w:pPr>
-        <w:spacing w:line="360" w:lineRule="auto"/>
-        <w:jc w:val="both"/>
-        <w:rPr>
-          <w:rFonts w:ascii="Times New Roman" w:hAnsi="Times New Roman" w:cs="Times New Roman"/>
-          <w:b/>
-          <w:bCs/>
-        </w:rPr>
-      </w:pPr>
-      <w:r>
-        <w:rPr>
-          <w:rFonts w:ascii="Times New Roman" w:hAnsi="Times New Roman" w:cs="Times New Roman"/>
-          <w:b/>
-          <w:bCs/>
-        </w:rPr>
-        <w:t>6.1.4 Environmental Monitoring</w:t>
-      </w:r>
-    </w:p>
-    <w:p>
-      <w:pPr>
-        <w:spacing w:line="360" w:lineRule="auto"/>
-        <w:jc w:val="both"/>
-        <w:rPr>
-          <w:rFonts w:ascii="Times New Roman" w:hAnsi="Times New Roman" w:cs="Times New Roman"/>
-        </w:rPr>
-      </w:pPr>
-      <w:r>
-        <w:rPr>
-          <w:rFonts w:ascii="Times New Roman" w:hAnsi="Times New Roman" w:cs="Times New Roman"/>
-        </w:rPr>
-        <w:t xml:space="preserve">The DHT11 sensor can be used to monitor temperature and relative humidity in laboratories, storage rooms, and small environmental-monitoring prototypes. Distributed sensor nodes can </w:t>
+        <w:t xml:space="preserve">6.1 </w:t>
+      </w:r>
+      <w:r>
+        <w:rPr>
+          <w:rFonts w:ascii="Times New Roman" w:hAnsi="Times New Roman" w:cs="Times New Roman"/>
+          <w:b/>
+          <w:bCs/>
+        </w:rPr>
+        <w:t>FUTURE SCOPE</w:t>
+      </w:r>
+    </w:p>
+    <w:p>
+      <w:pPr>
+        <w:spacing w:line="360" w:lineRule="auto"/>
+        <w:jc w:val="both"/>
+        <w:rPr>
+          <w:rFonts w:ascii="Times New Roman" w:hAnsi="Times New Roman" w:cs="Times New Roman"/>
+        </w:rPr>
+      </w:pPr>
+      <w:r>
+        <w:rPr>
+          <w:rFonts w:ascii="Times New Roman" w:hAnsi="Times New Roman" w:cs="Times New Roman"/>
+        </w:rPr>
+        <w:t xml:space="preserve">The proposed CAN-Based Multi-Node ESP32 System for Fault Detection and Autonomous Task Reallocation to a Backup Node with IoT Dashboard Monitoring provides a foundation for improving the reliability of distributed embedded systems. The developed system integrates multiple ESP32 sensor nodes through the CAN communication network, implements heartbeat-based fault detection, and uses a universal backup node to take over the temperature and humidity, vibration, or motion-monitoring task when a primary node fails. The master controller manages node communication and recovery operations, while the IoT dashboard provides remote monitoring of sensor readings, node status, and fault events. In the future, the system can be enhanced by incorporating advanced fault diagnosis techniques to distinguish sensor failures from communication and hardware faults. Artificial intelligence and machine learning algorithms could be introduced to </w:t>
+      </w:r>
+      <w:proofErr w:type="spellStart"/>
+      <w:r>
+        <w:rPr>
+          <w:rFonts w:ascii="Times New Roman" w:hAnsi="Times New Roman" w:cs="Times New Roman"/>
+        </w:rPr>
+        <w:t>analyse</w:t>
+      </w:r>
+      <w:proofErr w:type="spellEnd"/>
+      <w:r>
+        <w:rPr>
+          <w:rFonts w:ascii="Times New Roman" w:hAnsi="Times New Roman" w:cs="Times New Roman"/>
+        </w:rPr>
+        <w:t xml:space="preserve"> historical sensor data and identify abnormal operating conditions for predictive maintenance. The backup mechanism could also be extended to support multiple simultaneous node failures through additional backup nodes and an improved task allocation algorithm. Implementing </w:t>
+      </w:r>
+      <w:proofErr w:type="spellStart"/>
+      <w:r>
+        <w:rPr>
+          <w:rFonts w:ascii="Times New Roman" w:hAnsi="Times New Roman" w:cs="Times New Roman"/>
+        </w:rPr>
+        <w:t>FreeRTOS</w:t>
+      </w:r>
+      <w:proofErr w:type="spellEnd"/>
+      <w:r>
+        <w:rPr>
+          <w:rFonts w:ascii="Times New Roman" w:hAnsi="Times New Roman" w:cs="Times New Roman"/>
+        </w:rPr>
+        <w:t xml:space="preserve"> would enable more structured real-time execution of sensor acquisition, CAN communication, fault detection, and cloud data transmission. Furthermore, the dashboard could be enhanced with historical data analysis, automated alerts, and detailed recovery reports, while stronger authentication and secure communication mechanisms could improve cybersecurity. The prototype could eventually be converted into a dedicated printed circuit board and evaluated for industrial equipment monitoring and other distributed sensing applications. Further experimental testing will be required to measure fault detection time, recovery time, communication reliability, power consumption, and backup success rate under different operating conditions. These developments can improve the system's scalability, robustness, and practical applicability.</w:t>
+      </w:r>
+    </w:p>
+    <w:p>
+      <w:pPr>
+        <w:spacing w:line="360" w:lineRule="auto"/>
+        <w:jc w:val="both"/>
+        <w:rPr>
+          <w:rFonts w:ascii="Times New Roman" w:hAnsi="Times New Roman" w:cs="Times New Roman"/>
+          <w:b/>
+          <w:bCs/>
+        </w:rPr>
+      </w:pPr>
+    </w:p>
+    <w:p>
+      <w:pPr>
+        <w:spacing w:line="360" w:lineRule="auto"/>
+        <w:jc w:val="both"/>
+        <w:rPr>
+          <w:rFonts w:ascii="Times New Roman" w:hAnsi="Times New Roman" w:cs="Times New Roman"/>
+          <w:b/>
+          <w:bCs/>
+        </w:rPr>
+      </w:pPr>
+      <w:r>
+        <w:rPr>
+          <w:rFonts w:ascii="Times New Roman" w:hAnsi="Times New Roman" w:cs="Times New Roman"/>
+          <w:b/>
+          <w:bCs/>
+        </w:rPr>
+        <w:t xml:space="preserve">6.2 </w:t>
+      </w:r>
+      <w:r>
+        <w:rPr>
+          <w:rFonts w:ascii="Times New Roman" w:hAnsi="Times New Roman" w:cs="Times New Roman"/>
+          <w:b/>
+          <w:bCs/>
+        </w:rPr>
+        <w:t>Conclusion</w:t>
+      </w:r>
+    </w:p>
+    <w:p>
+      <w:pPr>
+        <w:spacing w:line="360" w:lineRule="auto"/>
+        <w:jc w:val="both"/>
+        <w:rPr>
+          <w:rFonts w:ascii="Times New Roman" w:hAnsi="Times New Roman" w:cs="Times New Roman"/>
+        </w:rPr>
+      </w:pPr>
+      <w:r>
+        <w:rPr>
+          <w:rFonts w:ascii="Times New Roman" w:hAnsi="Times New Roman" w:cs="Times New Roman"/>
+        </w:rPr>
+        <w:t xml:space="preserve">The proposed project presents a CAN-based distributed embedded monitoring system that integrates ESP32 microcontrollers, multiple sensor modules, heartbeat-based fault detection, autonomous task reassignment, and cloud-based visualization. The architecture consists of a </w:t>
       </w:r>
       <w:r>
         <w:rPr>
           <w:rFonts w:ascii="Times New Roman" w:hAnsi="Times New Roman" w:cs="Times New Roman"/>
         </w:rPr>
         <w:lastRenderedPageBreak/>
-        <w:t>collect readings from different locations, while the cloud dashboard provides centralized access to the measurements and node status.</w:t>
-      </w:r>
-    </w:p>
-    <w:p>
-      <w:pPr>
-        <w:spacing w:line="360" w:lineRule="auto"/>
-        <w:jc w:val="both"/>
-        <w:rPr>
-          <w:rFonts w:ascii="Times New Roman" w:hAnsi="Times New Roman" w:cs="Times New Roman"/>
-          <w:b/>
-          <w:bCs/>
-        </w:rPr>
-      </w:pPr>
-      <w:r>
-        <w:rPr>
-          <w:rFonts w:ascii="Times New Roman" w:hAnsi="Times New Roman" w:cs="Times New Roman"/>
-          <w:b/>
-          <w:bCs/>
-        </w:rPr>
-        <w:t>6.1.5 Industrial IoT and Remote Monitoring</w:t>
-      </w:r>
-    </w:p>
-    <w:p>
-      <w:pPr>
-        <w:spacing w:line="360" w:lineRule="auto"/>
-        <w:jc w:val="both"/>
-        <w:rPr>
-          <w:rFonts w:ascii="Times New Roman" w:hAnsi="Times New Roman" w:cs="Times New Roman"/>
-        </w:rPr>
-      </w:pPr>
-      <w:r>
-        <w:rPr>
-          <w:rFonts w:ascii="Times New Roman" w:hAnsi="Times New Roman" w:cs="Times New Roman"/>
-        </w:rPr>
-        <w:t xml:space="preserve">The integration of the master ESP32 with </w:t>
+        <w:t>master ESP32 and four sensor nodes, of which three perform dedicated sensing tasks and the fourth functions as a universal backup node.</w:t>
+      </w:r>
+    </w:p>
+    <w:p>
+      <w:pPr>
+        <w:spacing w:line="360" w:lineRule="auto"/>
+        <w:jc w:val="both"/>
+        <w:rPr>
+          <w:rFonts w:ascii="Times New Roman" w:hAnsi="Times New Roman" w:cs="Times New Roman"/>
+        </w:rPr>
+      </w:pPr>
+      <w:r>
+        <w:rPr>
+          <w:rFonts w:ascii="Times New Roman" w:hAnsi="Times New Roman" w:cs="Times New Roman"/>
+        </w:rPr>
+        <w:t>The primary nodes monitor temperature and humidity, vibration, and motion parameters using the DHT11, vibration sensor, and MPU6050, respectively. The master ESP32 receives sensor measurements and periodic heartbeat messages through the CAN bus. When a primary node fails to provide a heartbeat within the configured timeout, the master identifies a suspected failure and assigns the corresponding sensing task to Node 4.</w:t>
+      </w:r>
+    </w:p>
+    <w:p>
+      <w:pPr>
+        <w:spacing w:line="360" w:lineRule="auto"/>
+        <w:jc w:val="both"/>
+        <w:rPr>
+          <w:rFonts w:ascii="Times New Roman" w:hAnsi="Times New Roman" w:cs="Times New Roman"/>
+        </w:rPr>
+      </w:pPr>
+      <w:r>
+        <w:rPr>
+          <w:rFonts w:ascii="Times New Roman" w:hAnsi="Times New Roman" w:cs="Times New Roman"/>
+        </w:rPr>
+        <w:t>The universal backup node activates the required sensor-processing routine and transmits measurements to the master. The master verifies the reception of valid sensor data before recording the recovery as successful. This mechanism is designed to reduce monitoring interruption and demonstrate the feasibility of automatic task reassignment in a distributed embedded network.</w:t>
+      </w:r>
+    </w:p>
+    <w:p>
+      <w:pPr>
+        <w:spacing w:line="360" w:lineRule="auto"/>
+        <w:jc w:val="both"/>
+        <w:rPr>
+          <w:rFonts w:ascii="Times New Roman" w:hAnsi="Times New Roman" w:cs="Times New Roman"/>
+        </w:rPr>
+      </w:pPr>
+      <w:r>
+        <w:rPr>
+          <w:rFonts w:ascii="Times New Roman" w:hAnsi="Times New Roman" w:cs="Times New Roman"/>
+        </w:rPr>
+        <w:t xml:space="preserve">The integration of Wi-Fi, HTTPS communication, </w:t>
       </w:r>
       <w:proofErr w:type="spellStart"/>
       <w:r>
@@ -6987,594 +6337,6 @@
         <w:rPr>
           <w:rFonts w:ascii="Times New Roman" w:hAnsi="Times New Roman" w:cs="Times New Roman"/>
         </w:rPr>
-        <w:t xml:space="preserve"> and a React.js dashboard enables remote observation of sensor measurements, node availability, fault events, and backup recovery status. This approach can be adapted for Internet of Things applications that require local embedded processing combined with cloud-based visualization.</w:t>
-      </w:r>
-    </w:p>
-    <w:p>
-      <w:pPr>
-        <w:spacing w:line="360" w:lineRule="auto"/>
-        <w:jc w:val="both"/>
-        <w:rPr>
-          <w:rFonts w:ascii="Times New Roman" w:hAnsi="Times New Roman" w:cs="Times New Roman"/>
-          <w:b/>
-          <w:bCs/>
-        </w:rPr>
-      </w:pPr>
-      <w:r>
-        <w:rPr>
-          <w:rFonts w:ascii="Times New Roman" w:hAnsi="Times New Roman" w:cs="Times New Roman"/>
-          <w:b/>
-          <w:bCs/>
-        </w:rPr>
-        <w:t>6.1.6 Laboratory and Educational Applications</w:t>
-      </w:r>
-    </w:p>
-    <w:p>
-      <w:pPr>
-        <w:spacing w:line="360" w:lineRule="auto"/>
-        <w:jc w:val="both"/>
-        <w:rPr>
-          <w:rFonts w:ascii="Times New Roman" w:hAnsi="Times New Roman" w:cs="Times New Roman"/>
-        </w:rPr>
-      </w:pPr>
-      <w:r>
-        <w:rPr>
-          <w:rFonts w:ascii="Times New Roman" w:hAnsi="Times New Roman" w:cs="Times New Roman"/>
-        </w:rPr>
-        <w:t>The system provides a practical platform for studying embedded C/C++, ESP32 development, CAN bus communication, sensor interfacing, heartbeat-based fault detection, task scheduling, and cloud integration. It can be used in academic laboratories to demonstrate distributed embedded-system concepts and evaluate fault-recovery strategies.</w:t>
-      </w:r>
-    </w:p>
-    <w:p>
-      <w:pPr>
-        <w:spacing w:line="360" w:lineRule="auto"/>
-        <w:jc w:val="both"/>
-        <w:rPr>
-          <w:rFonts w:ascii="Times New Roman" w:hAnsi="Times New Roman" w:cs="Times New Roman"/>
-          <w:b/>
-          <w:bCs/>
-        </w:rPr>
-      </w:pPr>
-      <w:r>
-        <w:rPr>
-          <w:rFonts w:ascii="Times New Roman" w:hAnsi="Times New Roman" w:cs="Times New Roman"/>
-          <w:b/>
-          <w:bCs/>
-        </w:rPr>
-        <w:t>6.1.7 Distributed Sensor Networks</w:t>
-      </w:r>
-    </w:p>
-    <w:p>
-      <w:pPr>
-        <w:spacing w:line="360" w:lineRule="auto"/>
-        <w:jc w:val="both"/>
-        <w:rPr>
-          <w:rFonts w:ascii="Times New Roman" w:hAnsi="Times New Roman" w:cs="Times New Roman"/>
-        </w:rPr>
-      </w:pPr>
-      <w:r>
-        <w:rPr>
-          <w:rFonts w:ascii="Times New Roman" w:hAnsi="Times New Roman" w:cs="Times New Roman"/>
-        </w:rPr>
-        <w:t>The modular architecture can be adapted for sensor networks in which several nodes perform different sensing functions. By modifying the sensor interfaces, CAN message definitions, and task-assignment logic, the design can support additional monitoring parameters, provided that the communication bandwidth and processing resources are sufficient.</w:t>
-      </w:r>
-    </w:p>
-    <w:p>
-      <w:pPr>
-        <w:spacing w:line="360" w:lineRule="auto"/>
-        <w:jc w:val="both"/>
-        <w:rPr>
-          <w:rFonts w:ascii="Times New Roman" w:hAnsi="Times New Roman" w:cs="Times New Roman"/>
-          <w:b/>
-          <w:bCs/>
-        </w:rPr>
-      </w:pPr>
-      <w:r>
-        <w:rPr>
-          <w:rFonts w:ascii="Times New Roman" w:hAnsi="Times New Roman" w:cs="Times New Roman"/>
-          <w:b/>
-          <w:bCs/>
-        </w:rPr>
-        <w:t>6.2 Future Scope</w:t>
-      </w:r>
-    </w:p>
-    <w:p>
-      <w:pPr>
-        <w:spacing w:line="360" w:lineRule="auto"/>
-        <w:jc w:val="both"/>
-        <w:rPr>
-          <w:rFonts w:ascii="Times New Roman" w:hAnsi="Times New Roman" w:cs="Times New Roman"/>
-        </w:rPr>
-      </w:pPr>
-      <w:r>
-        <w:rPr>
-          <w:rFonts w:ascii="Times New Roman" w:hAnsi="Times New Roman" w:cs="Times New Roman"/>
-        </w:rPr>
-        <w:t>The proposed system can be enhanced through improvements in fault diagnosis, backup scheduling, communication reliability, cloud integration, and hardware design. The following developments can extend its capabilities and improve its suitability for practical applications.</w:t>
-      </w:r>
-    </w:p>
-    <w:p>
-      <w:pPr>
-        <w:spacing w:line="360" w:lineRule="auto"/>
-        <w:jc w:val="both"/>
-        <w:rPr>
-          <w:rFonts w:ascii="Times New Roman" w:hAnsi="Times New Roman" w:cs="Times New Roman"/>
-          <w:b/>
-          <w:bCs/>
-        </w:rPr>
-      </w:pPr>
-      <w:r>
-        <w:rPr>
-          <w:rFonts w:ascii="Times New Roman" w:hAnsi="Times New Roman" w:cs="Times New Roman"/>
-          <w:b/>
-          <w:bCs/>
-        </w:rPr>
-        <w:t>6.2.1 Advanced Fault Diagnosis</w:t>
-      </w:r>
-    </w:p>
-    <w:p>
-      <w:pPr>
-        <w:spacing w:line="360" w:lineRule="auto"/>
-        <w:jc w:val="both"/>
-        <w:rPr>
-          <w:rFonts w:ascii="Times New Roman" w:hAnsi="Times New Roman" w:cs="Times New Roman"/>
-        </w:rPr>
-      </w:pPr>
-      <w:r>
-        <w:rPr>
-          <w:rFonts w:ascii="Times New Roman" w:hAnsi="Times New Roman" w:cs="Times New Roman"/>
-        </w:rPr>
-        <w:t>The present design primarily identifies suspected failures through heartbeat timeouts. Future development can incorporate diagnostic messages, communication-error monitoring, sensor self-tests, and data-validity checks to distinguish between processor failure, sensor failure, power interruption, and CAN communication problems.</w:t>
-      </w:r>
-    </w:p>
-    <w:p>
-      <w:pPr>
-        <w:spacing w:line="360" w:lineRule="auto"/>
-        <w:jc w:val="both"/>
-        <w:rPr>
-          <w:rFonts w:ascii="Times New Roman" w:hAnsi="Times New Roman" w:cs="Times New Roman"/>
-          <w:b/>
-          <w:bCs/>
-        </w:rPr>
-      </w:pPr>
-      <w:r>
-        <w:rPr>
-          <w:rFonts w:ascii="Times New Roman" w:hAnsi="Times New Roman" w:cs="Times New Roman"/>
-          <w:b/>
-          <w:bCs/>
-        </w:rPr>
-        <w:t>6.2.2 Multiple-Failure Recovery</w:t>
-      </w:r>
-    </w:p>
-    <w:p>
-      <w:pPr>
-        <w:spacing w:line="360" w:lineRule="auto"/>
-        <w:jc w:val="both"/>
-        <w:rPr>
-          <w:rFonts w:ascii="Times New Roman" w:hAnsi="Times New Roman" w:cs="Times New Roman"/>
-        </w:rPr>
-      </w:pPr>
-      <w:r>
-        <w:rPr>
-          <w:rFonts w:ascii="Times New Roman" w:hAnsi="Times New Roman" w:cs="Times New Roman"/>
-        </w:rPr>
-        <w:t xml:space="preserve">The current prototype is intended to support one primary-node failure at a time. Future work can investigate recovery from multiple simultaneous failures by implementing task </w:t>
-      </w:r>
-      <w:r>
-        <w:rPr>
-          <w:rFonts w:ascii="Times New Roman" w:hAnsi="Times New Roman" w:cs="Times New Roman"/>
-        </w:rPr>
-        <w:lastRenderedPageBreak/>
-        <w:t>prioritization, resource allocation, and scheduling algorithms. The processing capacity of the universal backup node and the available CAN bus bandwidth must be considered before supporting additional tasks.</w:t>
-      </w:r>
-    </w:p>
-    <w:p>
-      <w:pPr>
-        <w:spacing w:line="360" w:lineRule="auto"/>
-        <w:jc w:val="both"/>
-        <w:rPr>
-          <w:rFonts w:ascii="Times New Roman" w:hAnsi="Times New Roman" w:cs="Times New Roman"/>
-          <w:b/>
-          <w:bCs/>
-        </w:rPr>
-      </w:pPr>
-      <w:r>
-        <w:rPr>
-          <w:rFonts w:ascii="Times New Roman" w:hAnsi="Times New Roman" w:cs="Times New Roman"/>
-          <w:b/>
-          <w:bCs/>
-        </w:rPr>
-        <w:t>6.2.3 Improved Backup Scheduling</w:t>
-      </w:r>
-    </w:p>
-    <w:p>
-      <w:pPr>
-        <w:spacing w:line="360" w:lineRule="auto"/>
-        <w:jc w:val="both"/>
-        <w:rPr>
-          <w:rFonts w:ascii="Times New Roman" w:hAnsi="Times New Roman" w:cs="Times New Roman"/>
-        </w:rPr>
-      </w:pPr>
-      <w:r>
-        <w:rPr>
-          <w:rFonts w:ascii="Times New Roman" w:hAnsi="Times New Roman" w:cs="Times New Roman"/>
-        </w:rPr>
-        <w:t>The task-reallocation algorithm can be enhanced to consider task priority, sensor sampling requirements, processing time, and communication load. A scheduling mechanism could determine whether the backup node can safely accept a new task before issuing an assignment command. This would help prevent overloading the backup node.</w:t>
-      </w:r>
-    </w:p>
-    <w:p>
-      <w:pPr>
-        <w:spacing w:line="360" w:lineRule="auto"/>
-        <w:jc w:val="both"/>
-        <w:rPr>
-          <w:rFonts w:ascii="Times New Roman" w:hAnsi="Times New Roman" w:cs="Times New Roman"/>
-          <w:b/>
-          <w:bCs/>
-        </w:rPr>
-      </w:pPr>
-      <w:r>
-        <w:rPr>
-          <w:rFonts w:ascii="Times New Roman" w:hAnsi="Times New Roman" w:cs="Times New Roman"/>
-          <w:b/>
-          <w:bCs/>
-        </w:rPr>
-        <w:t>6.2.4 Predictive Maintenance Using Artificial Intelligence</w:t>
-      </w:r>
-    </w:p>
-    <w:p>
-      <w:pPr>
-        <w:spacing w:line="360" w:lineRule="auto"/>
-        <w:jc w:val="both"/>
-        <w:rPr>
-          <w:rFonts w:ascii="Times New Roman" w:hAnsi="Times New Roman" w:cs="Times New Roman"/>
-        </w:rPr>
-      </w:pPr>
-      <w:r>
-        <w:rPr>
-          <w:rFonts w:ascii="Times New Roman" w:hAnsi="Times New Roman" w:cs="Times New Roman"/>
-        </w:rPr>
-        <w:t xml:space="preserve">Machine-learning algorithms can be introduced to </w:t>
-      </w:r>
-      <w:proofErr w:type="spellStart"/>
-      <w:r>
-        <w:rPr>
-          <w:rFonts w:ascii="Times New Roman" w:hAnsi="Times New Roman" w:cs="Times New Roman"/>
-        </w:rPr>
-        <w:t>analyse</w:t>
-      </w:r>
-      <w:proofErr w:type="spellEnd"/>
-      <w:r>
-        <w:rPr>
-          <w:rFonts w:ascii="Times New Roman" w:hAnsi="Times New Roman" w:cs="Times New Roman"/>
-        </w:rPr>
-        <w:t xml:space="preserve"> historical sensor measurements and identify abnormal operating patterns. Vibration and motion data could be processed to detect changes associated with equipment deterioration. Predictive algorithms may also help identify recurring node failures, although their effectiveness would depend on the availability of representative training data and appropriate validation.</w:t>
-      </w:r>
-    </w:p>
-    <w:p>
-      <w:pPr>
-        <w:spacing w:line="360" w:lineRule="auto"/>
-        <w:jc w:val="both"/>
-        <w:rPr>
-          <w:rFonts w:ascii="Times New Roman" w:hAnsi="Times New Roman" w:cs="Times New Roman"/>
-          <w:b/>
-          <w:bCs/>
-        </w:rPr>
-      </w:pPr>
-      <w:r>
-        <w:rPr>
-          <w:rFonts w:ascii="Times New Roman" w:hAnsi="Times New Roman" w:cs="Times New Roman"/>
-          <w:b/>
-          <w:bCs/>
-        </w:rPr>
-        <w:t>6.2.5 Enhanced Communication Security</w:t>
-      </w:r>
-    </w:p>
-    <w:p>
-      <w:pPr>
-        <w:spacing w:line="360" w:lineRule="auto"/>
-        <w:jc w:val="both"/>
-        <w:rPr>
-          <w:rFonts w:ascii="Times New Roman" w:hAnsi="Times New Roman" w:cs="Times New Roman"/>
-        </w:rPr>
-      </w:pPr>
-      <w:r>
-        <w:rPr>
-          <w:rFonts w:ascii="Times New Roman" w:hAnsi="Times New Roman" w:cs="Times New Roman"/>
-        </w:rPr>
-        <w:t>Future versions can incorporate stronger device authentication, protected firmware updates, secure key management, and improved cloud access control. CAN communication can also be extended with suitable message authentication or freshness checks where required. These measures would improve protection against unauthorized commands and falsified messages.</w:t>
-      </w:r>
-    </w:p>
-    <w:p>
-      <w:pPr>
-        <w:spacing w:line="360" w:lineRule="auto"/>
-        <w:jc w:val="both"/>
-        <w:rPr>
-          <w:rFonts w:ascii="Times New Roman" w:hAnsi="Times New Roman" w:cs="Times New Roman"/>
-          <w:b/>
-          <w:bCs/>
-        </w:rPr>
-      </w:pPr>
-      <w:r>
-        <w:rPr>
-          <w:rFonts w:ascii="Times New Roman" w:hAnsi="Times New Roman" w:cs="Times New Roman"/>
-          <w:b/>
-          <w:bCs/>
-        </w:rPr>
-        <w:t>6.2.6 Improved Cloud Analytics</w:t>
-      </w:r>
-    </w:p>
-    <w:p>
-      <w:pPr>
-        <w:spacing w:line="360" w:lineRule="auto"/>
-        <w:jc w:val="both"/>
-        <w:rPr>
-          <w:rFonts w:ascii="Times New Roman" w:hAnsi="Times New Roman" w:cs="Times New Roman"/>
-        </w:rPr>
-      </w:pPr>
-      <w:r>
-        <w:rPr>
-          <w:rFonts w:ascii="Times New Roman" w:hAnsi="Times New Roman" w:cs="Times New Roman"/>
-        </w:rPr>
-        <w:t>The cloud platform can be enhanced with historical trend analysis, downloadable reports, configurable fault alerts, and performance dashboards. Additional analysis can compare normal operating periods with fault and recovery periods to support evaluation of system reliability.</w:t>
-      </w:r>
-    </w:p>
-    <w:p>
-      <w:pPr>
-        <w:spacing w:line="360" w:lineRule="auto"/>
-        <w:jc w:val="both"/>
-        <w:rPr>
-          <w:rFonts w:ascii="Times New Roman" w:hAnsi="Times New Roman" w:cs="Times New Roman"/>
-          <w:b/>
-          <w:bCs/>
-        </w:rPr>
-      </w:pPr>
-      <w:r>
-        <w:rPr>
-          <w:rFonts w:ascii="Times New Roman" w:hAnsi="Times New Roman" w:cs="Times New Roman"/>
-          <w:b/>
-          <w:bCs/>
-        </w:rPr>
-        <w:t>6.2.7 PCB Development and Compact Hardware Integration</w:t>
-      </w:r>
-    </w:p>
-    <w:p>
-      <w:pPr>
-        <w:spacing w:line="360" w:lineRule="auto"/>
-        <w:jc w:val="both"/>
-        <w:rPr>
-          <w:rFonts w:ascii="Times New Roman" w:hAnsi="Times New Roman" w:cs="Times New Roman"/>
-        </w:rPr>
-      </w:pPr>
-      <w:r>
-        <w:rPr>
-          <w:rFonts w:ascii="Times New Roman" w:hAnsi="Times New Roman" w:cs="Times New Roman"/>
-        </w:rPr>
-        <w:t>The prototype can be converted into a custom printed circuit board integrating the ESP32 interfaces, CAN transceivers, power regulation, connectors, and protection circuits. A compact PCB can reduce wiring complexity and improve mechanical reliability. Electrical design review, thermal analysis, and hardware testing would be required before using the board in a production environment.</w:t>
-      </w:r>
-    </w:p>
-    <w:p>
-      <w:pPr>
-        <w:spacing w:line="360" w:lineRule="auto"/>
-        <w:jc w:val="both"/>
-        <w:rPr>
-          <w:rFonts w:ascii="Times New Roman" w:hAnsi="Times New Roman" w:cs="Times New Roman"/>
-          <w:b/>
-          <w:bCs/>
-        </w:rPr>
-      </w:pPr>
-      <w:r>
-        <w:rPr>
-          <w:rFonts w:ascii="Times New Roman" w:hAnsi="Times New Roman" w:cs="Times New Roman"/>
-          <w:b/>
-          <w:bCs/>
-        </w:rPr>
-        <w:lastRenderedPageBreak/>
-        <w:t>6.2.8 Performance Optimization and Experimental Validation</w:t>
-      </w:r>
-    </w:p>
-    <w:p>
-      <w:pPr>
-        <w:spacing w:line="360" w:lineRule="auto"/>
-        <w:jc w:val="both"/>
-        <w:rPr>
-          <w:rFonts w:ascii="Times New Roman" w:hAnsi="Times New Roman" w:cs="Times New Roman"/>
-        </w:rPr>
-      </w:pPr>
-      <w:r>
-        <w:rPr>
-          <w:rFonts w:ascii="Times New Roman" w:hAnsi="Times New Roman" w:cs="Times New Roman"/>
-        </w:rPr>
-        <w:t>Further work can focus on reducing fault-detection and recovery time, minimizing missed sensor samples, and improving communication reliability. The system can be evaluated under different heartbeat intervals, timeout values, CAN bit rates, and node loads. Experimental measurements can then be used to select suitable operating parameters and compare alternative fault-recovery strategies.</w:t>
-      </w:r>
-    </w:p>
-    <w:p>
-      <w:pPr>
-        <w:spacing w:line="360" w:lineRule="auto"/>
-        <w:jc w:val="both"/>
-        <w:rPr>
-          <w:rFonts w:ascii="Times New Roman" w:hAnsi="Times New Roman" w:cs="Times New Roman"/>
-          <w:b/>
-          <w:bCs/>
-        </w:rPr>
-      </w:pPr>
-      <w:r>
-        <w:rPr>
-          <w:rFonts w:ascii="Times New Roman" w:hAnsi="Times New Roman" w:cs="Times New Roman"/>
-          <w:b/>
-          <w:bCs/>
-        </w:rPr>
-        <w:t xml:space="preserve">6.2.9 Integration with </w:t>
-      </w:r>
-      <w:proofErr w:type="spellStart"/>
-      <w:r>
-        <w:rPr>
-          <w:rFonts w:ascii="Times New Roman" w:hAnsi="Times New Roman" w:cs="Times New Roman"/>
-          <w:b/>
-          <w:bCs/>
-        </w:rPr>
-        <w:t>FreeRTOS</w:t>
-      </w:r>
-      <w:proofErr w:type="spellEnd"/>
-    </w:p>
-    <w:p>
-      <w:pPr>
-        <w:spacing w:line="360" w:lineRule="auto"/>
-        <w:jc w:val="both"/>
-        <w:rPr>
-          <w:rFonts w:ascii="Times New Roman" w:hAnsi="Times New Roman" w:cs="Times New Roman"/>
-        </w:rPr>
-      </w:pPr>
-      <w:r>
-        <w:rPr>
-          <w:rFonts w:ascii="Times New Roman" w:hAnsi="Times New Roman" w:cs="Times New Roman"/>
-        </w:rPr>
-        <w:t xml:space="preserve">The embedded firmware can be organized using </w:t>
-      </w:r>
-      <w:proofErr w:type="spellStart"/>
-      <w:r>
-        <w:rPr>
-          <w:rFonts w:ascii="Times New Roman" w:hAnsi="Times New Roman" w:cs="Times New Roman"/>
-        </w:rPr>
-        <w:t>FreeRTOS</w:t>
-      </w:r>
-      <w:proofErr w:type="spellEnd"/>
-      <w:r>
-        <w:rPr>
-          <w:rFonts w:ascii="Times New Roman" w:hAnsi="Times New Roman" w:cs="Times New Roman"/>
-        </w:rPr>
-        <w:t xml:space="preserve"> tasks for sensor acquisition, CAN message handling, heartbeat monitoring, task reassignment, and cloud communication. Appropriate task priorities, synchronization mechanisms, and resource management could improve scheduling predictability and simplify the management of concurrent activities.</w:t>
-      </w:r>
-    </w:p>
-    <w:p>
-      <w:pPr>
-        <w:spacing w:line="360" w:lineRule="auto"/>
-        <w:jc w:val="both"/>
-        <w:rPr>
-          <w:rFonts w:ascii="Times New Roman" w:hAnsi="Times New Roman" w:cs="Times New Roman"/>
-          <w:b/>
-          <w:bCs/>
-        </w:rPr>
-      </w:pPr>
-      <w:r>
-        <w:rPr>
-          <w:rFonts w:ascii="Times New Roman" w:hAnsi="Times New Roman" w:cs="Times New Roman"/>
-          <w:b/>
-          <w:bCs/>
-        </w:rPr>
-        <w:t>6.2.10 Expansion to Additional Sensor Types</w:t>
-      </w:r>
-    </w:p>
-    <w:p>
-      <w:pPr>
-        <w:spacing w:line="360" w:lineRule="auto"/>
-        <w:jc w:val="both"/>
-        <w:rPr>
-          <w:rFonts w:ascii="Times New Roman" w:hAnsi="Times New Roman" w:cs="Times New Roman"/>
-        </w:rPr>
-      </w:pPr>
-      <w:r>
-        <w:rPr>
-          <w:rFonts w:ascii="Times New Roman" w:hAnsi="Times New Roman" w:cs="Times New Roman"/>
-        </w:rPr>
-        <w:t>Additional sensors, such as pressure, current, voltage, and environmental sensors, can be integrated by extending the sensor-node firmware and the backup-task architecture. The design would require corresponding CAN message definitions, sensor validation routines, and sufficient hardware resources to support the added functionality.</w:t>
-      </w:r>
-    </w:p>
-    <w:p>
-      <w:pPr>
-        <w:spacing w:line="360" w:lineRule="auto"/>
-        <w:jc w:val="both"/>
-        <w:rPr>
-          <w:rFonts w:ascii="Times New Roman" w:hAnsi="Times New Roman" w:cs="Times New Roman"/>
-          <w:b/>
-          <w:bCs/>
-        </w:rPr>
-      </w:pPr>
-      <w:r>
-        <w:rPr>
-          <w:rFonts w:ascii="Times New Roman" w:hAnsi="Times New Roman" w:cs="Times New Roman"/>
-          <w:b/>
-          <w:bCs/>
-        </w:rPr>
-        <w:t>6.3 Conclusion</w:t>
-      </w:r>
-    </w:p>
-    <w:p>
-      <w:pPr>
-        <w:spacing w:line="360" w:lineRule="auto"/>
-        <w:jc w:val="both"/>
-        <w:rPr>
-          <w:rFonts w:ascii="Times New Roman" w:hAnsi="Times New Roman" w:cs="Times New Roman"/>
-        </w:rPr>
-      </w:pPr>
-      <w:r>
-        <w:rPr>
-          <w:rFonts w:ascii="Times New Roman" w:hAnsi="Times New Roman" w:cs="Times New Roman"/>
-        </w:rPr>
-        <w:t>The proposed project presents a CAN-based distributed embedded monitoring system that integrates ESP32 microcontrollers, multiple sensor modules, heartbeat-based fault detection, autonomous task reassignment, and cloud-based visualization. The architecture consists of a master ESP32 and four sensor nodes, of which three perform dedicated sensing tasks and the fourth functions as a universal backup node.</w:t>
-      </w:r>
-    </w:p>
-    <w:p>
-      <w:pPr>
-        <w:spacing w:line="360" w:lineRule="auto"/>
-        <w:jc w:val="both"/>
-        <w:rPr>
-          <w:rFonts w:ascii="Times New Roman" w:hAnsi="Times New Roman" w:cs="Times New Roman"/>
-        </w:rPr>
-      </w:pPr>
-      <w:r>
-        <w:rPr>
-          <w:rFonts w:ascii="Times New Roman" w:hAnsi="Times New Roman" w:cs="Times New Roman"/>
-        </w:rPr>
-        <w:t>The primary nodes monitor temperature and humidity, vibration, and motion parameters using the DHT11, vibration sensor, and MPU6050, respectively. The master ESP32 receives sensor measurements and periodic heartbeat messages through the CAN bus. When a primary node fails to provide a heartbeat within the configured timeout, the master identifies a suspected failure and assigns the corresponding sensing task to Node 4.</w:t>
-      </w:r>
-    </w:p>
-    <w:p>
-      <w:pPr>
-        <w:spacing w:line="360" w:lineRule="auto"/>
-        <w:jc w:val="both"/>
-        <w:rPr>
-          <w:rFonts w:ascii="Times New Roman" w:hAnsi="Times New Roman" w:cs="Times New Roman"/>
-        </w:rPr>
-      </w:pPr>
-      <w:r>
-        <w:rPr>
-          <w:rFonts w:ascii="Times New Roman" w:hAnsi="Times New Roman" w:cs="Times New Roman"/>
-        </w:rPr>
-        <w:t xml:space="preserve">The universal backup node activates the required sensor-processing routine and transmits measurements to the master. The master verifies the reception of valid sensor data before recording the recovery as successful. This mechanism is designed to reduce monitoring </w:t>
-      </w:r>
-      <w:r>
-        <w:rPr>
-          <w:rFonts w:ascii="Times New Roman" w:hAnsi="Times New Roman" w:cs="Times New Roman"/>
-        </w:rPr>
-        <w:lastRenderedPageBreak/>
-        <w:t>interruption and demonstrate the feasibility of automatic task reassignment in a distributed embedded network.</w:t>
-      </w:r>
-    </w:p>
-    <w:p>
-      <w:pPr>
-        <w:spacing w:line="360" w:lineRule="auto"/>
-        <w:jc w:val="both"/>
-        <w:rPr>
-          <w:rFonts w:ascii="Times New Roman" w:hAnsi="Times New Roman" w:cs="Times New Roman"/>
-        </w:rPr>
-      </w:pPr>
-      <w:r>
-        <w:rPr>
-          <w:rFonts w:ascii="Times New Roman" w:hAnsi="Times New Roman" w:cs="Times New Roman"/>
-        </w:rPr>
-        <w:t xml:space="preserve">The integration of Wi-Fi, HTTPS communication, </w:t>
-      </w:r>
-      <w:proofErr w:type="spellStart"/>
-      <w:r>
-        <w:rPr>
-          <w:rFonts w:ascii="Times New Roman" w:hAnsi="Times New Roman" w:cs="Times New Roman"/>
-        </w:rPr>
-        <w:t>Supabase</w:t>
-      </w:r>
-      <w:proofErr w:type="spellEnd"/>
-      <w:r>
-        <w:rPr>
-          <w:rFonts w:ascii="Times New Roman" w:hAnsi="Times New Roman" w:cs="Times New Roman"/>
-        </w:rPr>
         <w:t>, and a React.js dashboard provides remote access to sensor readings, node status, fault events, and backup recovery information. The modular architecture also offers opportunities for further development in advanced fault diagnosis, predictive maintenance, enhanced security, and real-time task scheduling.</w:t>
       </w:r>
     </w:p>
@@ -7592,78 +6354,6 @@
         </w:rPr>
         <w:t>In conclusion, the proposed system provides an academic prototype for studying fault detection and autonomous recovery in CAN-based distributed embedded systems. Its practical effectiveness must be established through hardware testing and quantitative evaluation of fault-detection time, recovery time, communication reliability, missed sensor samples, and backup-task activation success rate. The results of these evaluations can guide future improvements and support adaptation of the architecture to more demanding industrial and automotive monitoring applications.</w:t>
       </w:r>
-    </w:p>
-    <w:p>
-      <w:pPr>
-        <w:spacing w:line="360" w:lineRule="auto"/>
-        <w:jc w:val="both"/>
-        <w:rPr>
-          <w:rFonts w:ascii="Times New Roman" w:hAnsi="Times New Roman" w:cs="Times New Roman"/>
-        </w:rPr>
-      </w:pPr>
-    </w:p>
-    <w:p>
-      <w:pPr>
-        <w:spacing w:line="360" w:lineRule="auto"/>
-        <w:jc w:val="both"/>
-        <w:rPr>
-          <w:rFonts w:ascii="Times New Roman" w:hAnsi="Times New Roman" w:cs="Times New Roman"/>
-        </w:rPr>
-      </w:pPr>
-    </w:p>
-    <w:p>
-      <w:pPr>
-        <w:spacing w:line="360" w:lineRule="auto"/>
-        <w:jc w:val="both"/>
-        <w:rPr>
-          <w:rFonts w:ascii="Times New Roman" w:hAnsi="Times New Roman" w:cs="Times New Roman"/>
-        </w:rPr>
-      </w:pPr>
-    </w:p>
-    <w:p>
-      <w:pPr>
-        <w:spacing w:line="360" w:lineRule="auto"/>
-        <w:jc w:val="both"/>
-        <w:rPr>
-          <w:rFonts w:ascii="Times New Roman" w:hAnsi="Times New Roman" w:cs="Times New Roman"/>
-        </w:rPr>
-      </w:pPr>
-    </w:p>
-    <w:p>
-      <w:pPr>
-        <w:spacing w:line="360" w:lineRule="auto"/>
-        <w:jc w:val="both"/>
-        <w:rPr>
-          <w:rFonts w:ascii="Times New Roman" w:hAnsi="Times New Roman" w:cs="Times New Roman"/>
-        </w:rPr>
-      </w:pPr>
-    </w:p>
-    <w:p>
-      <w:pPr>
-        <w:spacing w:line="360" w:lineRule="auto"/>
-        <w:jc w:val="both"/>
-        <w:rPr>
-          <w:rFonts w:ascii="Times New Roman" w:hAnsi="Times New Roman" w:cs="Times New Roman"/>
-        </w:rPr>
-      </w:pPr>
-    </w:p>
-    <w:p>
-      <w:pPr>
-        <w:spacing w:line="360" w:lineRule="auto"/>
-        <w:jc w:val="both"/>
-        <w:rPr>
-          <w:rFonts w:ascii="Times New Roman" w:hAnsi="Times New Roman" w:cs="Times New Roman"/>
-        </w:rPr>
-      </w:pPr>
-    </w:p>
-    <w:p>
-      <w:pPr>
-        <w:spacing w:line="360" w:lineRule="auto"/>
-        <w:jc w:val="both"/>
-        <w:rPr>
-          <w:rFonts w:ascii="Times New Roman" w:hAnsi="Times New Roman" w:cs="Times New Roman"/>
-        </w:rPr>
-      </w:pPr>
     </w:p>
     <w:p>
       <w:pPr>
@@ -8450,65 +7140,6 @@
           <w:rFonts w:ascii="Times New Roman" w:hAnsi="Times New Roman" w:cs="Times New Roman"/>
         </w:rPr>
         <w:t>, and building responsive components. The reference supports the development of the project's monitoring dashboard, allowing sensor readings, node-health indicators, fault alerts, and recovery information to be presented in a consistent and responsive interface.</w:t>
-      </w:r>
-    </w:p>
-    <w:p>
-      <w:pPr>
-        <w:spacing w:line="360" w:lineRule="auto"/>
-        <w:jc w:val="both"/>
-        <w:rPr>
-          <w:rFonts w:ascii="Times New Roman" w:hAnsi="Times New Roman" w:cs="Times New Roman"/>
-        </w:rPr>
-      </w:pPr>
-      <w:r>
-        <w:rPr>
-          <w:rFonts w:ascii="Times New Roman" w:hAnsi="Times New Roman" w:cs="Times New Roman"/>
-        </w:rPr>
-        <w:t xml:space="preserve">[15] TDK </w:t>
-      </w:r>
-      <w:proofErr w:type="spellStart"/>
-      <w:r>
-        <w:rPr>
-          <w:rFonts w:ascii="Times New Roman" w:hAnsi="Times New Roman" w:cs="Times New Roman"/>
-        </w:rPr>
-        <w:t>InvenSense</w:t>
-      </w:r>
-      <w:proofErr w:type="spellEnd"/>
-      <w:r>
-        <w:rPr>
-          <w:rFonts w:ascii="Times New Roman" w:hAnsi="Times New Roman" w:cs="Times New Roman"/>
-        </w:rPr>
-        <w:t xml:space="preserve">, “MPU-6000 and MPU-6050 Product Specification,” TDK </w:t>
-      </w:r>
-      <w:proofErr w:type="spellStart"/>
-      <w:r>
-        <w:rPr>
-          <w:rFonts w:ascii="Times New Roman" w:hAnsi="Times New Roman" w:cs="Times New Roman"/>
-        </w:rPr>
-        <w:t>InvenSense</w:t>
-      </w:r>
-      <w:proofErr w:type="spellEnd"/>
-      <w:r>
-        <w:rPr>
-          <w:rFonts w:ascii="Times New Roman" w:hAnsi="Times New Roman" w:cs="Times New Roman"/>
-        </w:rPr>
-        <w:t>.</w:t>
-      </w:r>
-    </w:p>
-    <w:p>
-      <w:pPr>
-        <w:spacing w:line="360" w:lineRule="auto"/>
-        <w:jc w:val="both"/>
-        <w:rPr>
-          <w:rFonts w:ascii="Times New Roman" w:hAnsi="Times New Roman" w:cs="Times New Roman"/>
-        </w:rPr>
-      </w:pPr>
-      <w:r>
-        <w:rPr>
-          <w:rFonts w:ascii="Times New Roman" w:hAnsi="Times New Roman" w:cs="Times New Roman"/>
-        </w:rPr>
-        <w:lastRenderedPageBreak/>
-        <w:t>This technical document describes the MPU6050 motion-tracking device, which integrates a three-axis accelerometer and a three-axis gyroscope. It provides information about sensor registers, measurement outputs, and communication interfaces. The reference is useful for implementing motion monitoring in Node 3 and configuring the corresponding backup sensing task on Node 4.</w:t>
       </w:r>
     </w:p>
     <w:p>
@@ -9626,6 +8257,7 @@
   <w:style w:type="character" w:default="1" w:styleId="DefaultParagraphFont">
     <w:name w:val="Default Paragraph Font"/>
     <w:uiPriority w:val="1"/>
+    <w:semiHidden/>
     <w:unhideWhenUsed/>
   </w:style>
   <w:style w:type="table" w:default="1" w:styleId="TableNormal">

--- a/report/REport_draft.docx
+++ b/report/REport_draft.docx
@@ -3572,7 +3572,7 @@
           <w:noProof/>
         </w:rPr>
         <w:drawing>
-          <wp:inline distT="0" distB="0" distL="0" distR="0" wp14:anchorId="2F335CAA" wp14:editId="7FA5C935">
+          <wp:inline distT="0" distB="0" distL="0" distR="0" wp14:anchorId="2F335CAA" wp14:editId="4EF5BE87">
             <wp:extent cx="1390650" cy="1517073"/>
             <wp:effectExtent l="0" t="6033" r="0" b="0"/>
             <wp:docPr id="904946627" name="Picture 5" descr="MPU6050 3-Axis Accelerometer &amp; Gyro Module – Robocraze"/>
@@ -3759,7 +3759,7 @@
           <w:noProof/>
         </w:rPr>
         <w:drawing>
-          <wp:inline distT="0" distB="0" distL="0" distR="0" wp14:anchorId="7BFFD27D" wp14:editId="27CD0782">
+          <wp:inline distT="0" distB="0" distL="0" distR="0" wp14:anchorId="7BFFD27D" wp14:editId="68BA5257">
             <wp:extent cx="1098415" cy="1143000"/>
             <wp:effectExtent l="0" t="0" r="6985" b="0"/>
             <wp:docPr id="1432784580" name="Picture 6" descr="0.96 inch OLED Display 128*64 pixels Blue - I2C - I2C0.96OLEDBLUE"/>
@@ -6013,7 +6013,96 @@
         <w:rPr>
           <w:rFonts w:ascii="Times New Roman" w:hAnsi="Times New Roman" w:cs="Times New Roman"/>
         </w:rPr>
-        <w:t xml:space="preserve"> database through Wi-Fi and HTTPS. The React.js web dashboard retrieves the stored records and displays the system status using sensor-value indicators, graphical representations, fault notifications, and backup-task information. This integration allows the user to observe the distributed system without directly accessing the embedded hardware.</w:t>
+        <w:t xml:space="preserve"> database through Wi-Fi and HTTPS. The React.js web dashboard retrieves the stored records and displays the system status using sensor-value indicators, graphical representations, fault notifications, and backup-task information. This integration allows the user to observe the distributed system without directly accessing the embedded hardware</w:t>
+      </w:r>
+      <w:r>
+        <w:rPr>
+          <w:rFonts w:ascii="Times New Roman" w:hAnsi="Times New Roman" w:cs="Times New Roman"/>
+        </w:rPr>
+        <w:t xml:space="preserve"> and the prototype figure 6.1 as shown.</w:t>
+      </w:r>
+    </w:p>
+    <w:p>
+      <w:pPr>
+        <w:spacing w:line="360" w:lineRule="auto"/>
+        <w:jc w:val="center"/>
+        <w:rPr>
+          <w:rFonts w:ascii="Times New Roman" w:hAnsi="Times New Roman" w:cs="Times New Roman"/>
+        </w:rPr>
+      </w:pPr>
+      <w:r>
+        <w:rPr>
+          <w:rFonts w:ascii="Times New Roman" w:hAnsi="Times New Roman" w:cs="Times New Roman"/>
+          <w:noProof/>
+        </w:rPr>
+        <w:drawing>
+          <wp:inline distT="0" distB="0" distL="0" distR="0" wp14:anchorId="13FD69D9" wp14:editId="4AC0FD18">
+            <wp:extent cx="4457700" cy="3224992"/>
+            <wp:effectExtent l="0" t="0" r="0" b="0"/>
+            <wp:docPr id="1207444370" name="Picture 1"/>
+            <wp:cNvGraphicFramePr>
+              <a:graphicFrameLocks xmlns:a="http://schemas.openxmlformats.org/drawingml/2006/main" noChangeAspect="1"/>
+            </wp:cNvGraphicFramePr>
+            <a:graphic xmlns:a="http://schemas.openxmlformats.org/drawingml/2006/main">
+              <a:graphicData uri="http://schemas.openxmlformats.org/drawingml/2006/picture">
+                <pic:pic xmlns:pic="http://schemas.openxmlformats.org/drawingml/2006/picture">
+                  <pic:nvPicPr>
+                    <pic:cNvPr id="1207444370" name="Picture 1207444370"/>
+                    <pic:cNvPicPr/>
+                  </pic:nvPicPr>
+                  <pic:blipFill>
+                    <a:blip r:embed="rId19" cstate="print">
+                      <a:extLst>
+                        <a:ext uri="{28A0092B-C50C-407E-A947-70E740481C1C}">
+                          <a14:useLocalDpi xmlns:a14="http://schemas.microsoft.com/office/drawing/2010/main" val="0"/>
+                        </a:ext>
+                      </a:extLst>
+                    </a:blip>
+                    <a:stretch>
+                      <a:fillRect/>
+                    </a:stretch>
+                  </pic:blipFill>
+                  <pic:spPr>
+                    <a:xfrm>
+                      <a:off x="0" y="0"/>
+                      <a:ext cx="4464193" cy="3229690"/>
+                    </a:xfrm>
+                    <a:prstGeom prst="rect">
+                      <a:avLst/>
+                    </a:prstGeom>
+                  </pic:spPr>
+                </pic:pic>
+              </a:graphicData>
+            </a:graphic>
+          </wp:inline>
+        </w:drawing>
+      </w:r>
+    </w:p>
+    <w:p>
+      <w:pPr>
+        <w:spacing w:line="360" w:lineRule="auto"/>
+        <w:jc w:val="center"/>
+        <w:rPr>
+          <w:rFonts w:ascii="Times New Roman" w:hAnsi="Times New Roman" w:cs="Times New Roman"/>
+        </w:rPr>
+      </w:pPr>
+      <w:r>
+        <w:rPr>
+          <w:rFonts w:ascii="Times New Roman" w:hAnsi="Times New Roman" w:cs="Times New Roman"/>
+        </w:rPr>
+        <w:t xml:space="preserve">Figure </w:t>
+      </w:r>
+      <w:r>
+        <w:rPr>
+          <w:rFonts w:ascii="Times New Roman" w:hAnsi="Times New Roman" w:cs="Times New Roman"/>
+        </w:rPr>
+        <w:t>5</w:t>
+      </w:r>
+      <w:r>
+        <w:rPr>
+          <w:rFonts w:ascii="Times New Roman" w:hAnsi="Times New Roman" w:cs="Times New Roman"/>
+        </w:rPr>
+        <w:t xml:space="preserve">.1 Prototype Model  </w:t>
       </w:r>
     </w:p>
     <w:p>
@@ -6043,7 +6132,14 @@
         <w:rPr>
           <w:rFonts w:ascii="Times New Roman" w:hAnsi="Times New Roman" w:cs="Times New Roman"/>
         </w:rPr>
-        <w:t>The results should be reported using actual measurements obtained during hardware testing. If the backup node successfully restores the affected sensing function, the observation can demonstrate the feasibility of the proposed task-reallocation mechanism. However, a successful prototype test alone does not establish complete fault tolerance or suitability for safety-critical applications. The system's limitations include temporary data interruption during recovery, possible false fault detection, backup-node resource constraints, and dependence on the availability of the master ESP32 and the CAN communication network.</w:t>
+        <w:t xml:space="preserve">The results should be reported using actual measurements obtained during hardware testing. If the backup node successfully restores the affected sensing function, the observation can </w:t>
+      </w:r>
+      <w:r>
+        <w:rPr>
+          <w:rFonts w:ascii="Times New Roman" w:hAnsi="Times New Roman" w:cs="Times New Roman"/>
+        </w:rPr>
+        <w:lastRenderedPageBreak/>
+        <w:t>demonstrate the feasibility of the proposed task-reallocation mechanism. However, a successful prototype test alone does not establish complete fault tolerance or suitability for safety-critical applications. The system's limitations include temporary data interruption during recovery, possible false fault detection, backup-node resource constraints, and dependence on the availability of the master ESP32 and the CAN communication network.</w:t>
       </w:r>
     </w:p>
     <w:p>
@@ -6060,6 +6156,132 @@
         </w:rPr>
         <w:t>Overall, the proposed architecture provides a practical approach to integrating distributed sensing, automatic fault detection, backup-task reassignment, and cloud-based monitoring using low-cost embedded hardware. The final experimental discussion should compare measured performance against the intended design objectives and identify opportunities for improving communication reliability, recovery speed, and system availability.</w:t>
       </w:r>
+    </w:p>
+    <w:p>
+      <w:pPr>
+        <w:spacing w:line="360" w:lineRule="auto"/>
+        <w:jc w:val="both"/>
+        <w:rPr>
+          <w:rFonts w:ascii="Times New Roman" w:hAnsi="Times New Roman" w:cs="Times New Roman"/>
+        </w:rPr>
+      </w:pPr>
+    </w:p>
+    <w:p>
+      <w:pPr>
+        <w:spacing w:line="360" w:lineRule="auto"/>
+        <w:jc w:val="both"/>
+        <w:rPr>
+          <w:rFonts w:ascii="Times New Roman" w:hAnsi="Times New Roman" w:cs="Times New Roman"/>
+        </w:rPr>
+      </w:pPr>
+    </w:p>
+    <w:p>
+      <w:pPr>
+        <w:spacing w:line="360" w:lineRule="auto"/>
+        <w:jc w:val="both"/>
+        <w:rPr>
+          <w:rFonts w:ascii="Times New Roman" w:hAnsi="Times New Roman" w:cs="Times New Roman"/>
+        </w:rPr>
+      </w:pPr>
+    </w:p>
+    <w:p>
+      <w:pPr>
+        <w:spacing w:line="360" w:lineRule="auto"/>
+        <w:jc w:val="both"/>
+        <w:rPr>
+          <w:rFonts w:ascii="Times New Roman" w:hAnsi="Times New Roman" w:cs="Times New Roman"/>
+        </w:rPr>
+      </w:pPr>
+    </w:p>
+    <w:p>
+      <w:pPr>
+        <w:spacing w:line="360" w:lineRule="auto"/>
+        <w:jc w:val="both"/>
+        <w:rPr>
+          <w:rFonts w:ascii="Times New Roman" w:hAnsi="Times New Roman" w:cs="Times New Roman"/>
+        </w:rPr>
+      </w:pPr>
+    </w:p>
+    <w:p>
+      <w:pPr>
+        <w:spacing w:line="360" w:lineRule="auto"/>
+        <w:jc w:val="both"/>
+        <w:rPr>
+          <w:rFonts w:ascii="Times New Roman" w:hAnsi="Times New Roman" w:cs="Times New Roman"/>
+        </w:rPr>
+      </w:pPr>
+    </w:p>
+    <w:p>
+      <w:pPr>
+        <w:spacing w:line="360" w:lineRule="auto"/>
+        <w:jc w:val="both"/>
+        <w:rPr>
+          <w:rFonts w:ascii="Times New Roman" w:hAnsi="Times New Roman" w:cs="Times New Roman"/>
+        </w:rPr>
+      </w:pPr>
+    </w:p>
+    <w:p>
+      <w:pPr>
+        <w:spacing w:line="360" w:lineRule="auto"/>
+        <w:jc w:val="both"/>
+        <w:rPr>
+          <w:rFonts w:ascii="Times New Roman" w:hAnsi="Times New Roman" w:cs="Times New Roman"/>
+        </w:rPr>
+      </w:pPr>
+    </w:p>
+    <w:p>
+      <w:pPr>
+        <w:spacing w:line="360" w:lineRule="auto"/>
+        <w:jc w:val="both"/>
+        <w:rPr>
+          <w:rFonts w:ascii="Times New Roman" w:hAnsi="Times New Roman" w:cs="Times New Roman"/>
+        </w:rPr>
+      </w:pPr>
+    </w:p>
+    <w:p>
+      <w:pPr>
+        <w:spacing w:line="360" w:lineRule="auto"/>
+        <w:jc w:val="both"/>
+        <w:rPr>
+          <w:rFonts w:ascii="Times New Roman" w:hAnsi="Times New Roman" w:cs="Times New Roman"/>
+        </w:rPr>
+      </w:pPr>
+    </w:p>
+    <w:p>
+      <w:pPr>
+        <w:spacing w:line="360" w:lineRule="auto"/>
+        <w:jc w:val="both"/>
+        <w:rPr>
+          <w:rFonts w:ascii="Times New Roman" w:hAnsi="Times New Roman" w:cs="Times New Roman"/>
+        </w:rPr>
+      </w:pPr>
+    </w:p>
+    <w:p>
+      <w:pPr>
+        <w:spacing w:line="360" w:lineRule="auto"/>
+        <w:jc w:val="both"/>
+        <w:rPr>
+          <w:rFonts w:ascii="Times New Roman" w:hAnsi="Times New Roman" w:cs="Times New Roman"/>
+        </w:rPr>
+      </w:pPr>
+    </w:p>
+    <w:p>
+      <w:pPr>
+        <w:spacing w:line="360" w:lineRule="auto"/>
+        <w:jc w:val="both"/>
+        <w:rPr>
+          <w:rFonts w:ascii="Times New Roman" w:hAnsi="Times New Roman" w:cs="Times New Roman"/>
+        </w:rPr>
+      </w:pPr>
+    </w:p>
+    <w:p>
+      <w:pPr>
+        <w:spacing w:line="360" w:lineRule="auto"/>
+        <w:jc w:val="both"/>
+        <w:rPr>
+          <w:rFonts w:ascii="Times New Roman" w:hAnsi="Times New Roman" w:cs="Times New Roman"/>
+        </w:rPr>
+      </w:pPr>
     </w:p>
     <w:p>
       <w:pPr>
@@ -7152,7 +7374,7 @@
       </w:pPr>
     </w:p>
     <w:sectPr>
-      <w:footerReference w:type="default" r:id="rId19"/>
+      <w:footerReference w:type="default" r:id="rId20"/>
       <w:pgSz w:w="11906" w:h="16838" w:code="9"/>
       <w:pgMar w:top="1440" w:right="1440" w:bottom="1440" w:left="1440" w:header="720" w:footer="720" w:gutter="0"/>
       <w:cols w:space="720"/>
